--- a/Documentation.docx
+++ b/Documentation.docx
@@ -165,15 +165,7 @@
         </w:numPr>
       </w:pPr>
       <w:r>
-        <w:t xml:space="preserve">Rainfall and Drought Monitoring: Utilize detailed rainfall radar images and data from pluviometers to assess </w:t>
-      </w:r>
-      <w:proofErr w:type="gramStart"/>
-      <w:r>
-        <w:t>recent and</w:t>
-      </w:r>
-      <w:proofErr w:type="gramEnd"/>
-      <w:r>
-        <w:t xml:space="preserve"> predicted precipitation. </w:t>
+        <w:t xml:space="preserve">Rainfall and Drought Monitoring: Utilize detailed rainfall radar images and data from pluviometers to assess recent and predicted precipitation. </w:t>
       </w:r>
     </w:p>
     <w:p>
@@ -235,15 +227,7 @@
         </w:numPr>
       </w:pPr>
       <w:r>
-        <w:t xml:space="preserve">The libraries’ development and maintenance are supported by </w:t>
-      </w:r>
-      <w:proofErr w:type="spellStart"/>
-      <w:r>
-        <w:t>Fluves</w:t>
-      </w:r>
-      <w:proofErr w:type="spellEnd"/>
-      <w:r>
-        <w:t>. Part of the initial development of this package has been supported by VITO.</w:t>
+        <w:t>The libraries’ development and maintenance are supported by Fluves. Part of the initial development of this package has been supported by VITO.</w:t>
       </w:r>
     </w:p>
     <w:p>
@@ -399,23 +383,7 @@
         </w:tabs>
       </w:pPr>
       <w:r>
-        <w:t>Data is provided from two sources, which are  VMM (Vlaamse Milieumaatschappij) and  HIC (</w:t>
-      </w:r>
-      <w:proofErr w:type="spellStart"/>
-      <w:r>
-        <w:t>Hydrologisch</w:t>
-      </w:r>
-      <w:proofErr w:type="spellEnd"/>
-      <w:r>
-        <w:t xml:space="preserve"> </w:t>
-      </w:r>
-      <w:proofErr w:type="spellStart"/>
-      <w:r>
-        <w:t>Informatiecentrum</w:t>
-      </w:r>
-      <w:proofErr w:type="spellEnd"/>
-      <w:r>
-        <w:t>).</w:t>
+        <w:t>Data is provided from two sources, which are  VMM (Vlaamse Milieumaatschappij) and  HIC (Hydrologisch Informatiecentrum).</w:t>
       </w:r>
     </w:p>
     <w:p>
@@ -485,15 +453,7 @@
         </w:tabs>
       </w:pPr>
       <w:r>
-        <w:t xml:space="preserve">Readings are </w:t>
-      </w:r>
-      <w:proofErr w:type="gramStart"/>
-      <w:r>
-        <w:t>discrete</w:t>
-      </w:r>
-      <w:proofErr w:type="gramEnd"/>
-      <w:r>
-        <w:t xml:space="preserve"> and not linked together.</w:t>
+        <w:t>Readings are discrete and not linked together.</w:t>
       </w:r>
     </w:p>
     <w:p>
@@ -548,13 +508,8 @@
           <w:tab w:val="num" w:pos="720"/>
         </w:tabs>
       </w:pPr>
-      <w:proofErr w:type="gramStart"/>
-      <w:r>
-        <w:t>Data size</w:t>
-      </w:r>
-      <w:proofErr w:type="gramEnd"/>
-      <w:r>
-        <w:t xml:space="preserve"> quickly becomes an issue with fetching and computing.</w:t>
+      <w:r>
+        <w:t>Data size quickly becomes an issue with fetching and computing.</w:t>
       </w:r>
     </w:p>
     <w:p>
@@ -666,29 +621,10 @@
     </w:p>
     <w:p>
       <w:r>
-        <w:t>The first step is to f</w:t>
-      </w:r>
-      <w:r>
-        <w:t xml:space="preserve">etch data from Waterinfo.be. The data is divided between </w:t>
-      </w:r>
-      <w:r>
-        <w:t>VMM (Vlaamse Milieumaatschappij) and  HIC (</w:t>
-      </w:r>
-      <w:proofErr w:type="spellStart"/>
-      <w:r>
-        <w:t>Hydrologisch</w:t>
-      </w:r>
-      <w:proofErr w:type="spellEnd"/>
-      <w:r>
-        <w:t xml:space="preserve"> </w:t>
-      </w:r>
-      <w:proofErr w:type="spellStart"/>
-      <w:r>
-        <w:t>Informatiecentrum</w:t>
-      </w:r>
-      <w:proofErr w:type="spellEnd"/>
-      <w:r>
-        <w:t>)</w:t>
+        <w:t xml:space="preserve">The first step is to fetch data from Waterinfo.be. The data is divided between </w:t>
+      </w:r>
+      <w:r>
+        <w:t>VMM (Vlaamse Milieumaatschappij) and  HIC (Hydrologisch Informatiecentrum)</w:t>
       </w:r>
       <w:r>
         <w:t xml:space="preserve"> with separate APIs.</w:t>
@@ -696,40 +632,44 @@
     </w:p>
     <w:p>
       <w:r>
-        <w:t xml:space="preserve">Fetching data from VMM or HIC will </w:t>
-      </w:r>
-      <w:proofErr w:type="gramStart"/>
-      <w:r>
-        <w:t>return</w:t>
-      </w:r>
-      <w:proofErr w:type="gramEnd"/>
-      <w:r>
-        <w:t xml:space="preserve"> a group list of stations, each with its own unique ID. Using those IDs, we can fetch information about the stations themselves along with information on the sensors. Each sensor has a unique Id and can be used to fetch historical data. Data is </w:t>
-      </w:r>
-      <w:proofErr w:type="gramStart"/>
-      <w:r>
-        <w:t>available</w:t>
-      </w:r>
-      <w:proofErr w:type="gramEnd"/>
-      <w:r>
-        <w:t xml:space="preserve"> up to 5 years</w:t>
+        <w:t>Fetching data from VMM or HIC will return a group list of stations, each with its own unique ID. Using those IDs, we can fetch information about the stations themselves along with information on the sensors. Each sensor has a unique Id and can be used to fetch historical data. Data is available up to 5 years</w:t>
       </w:r>
       <w:r>
         <w:t xml:space="preserve"> but with usage limits.</w:t>
       </w:r>
     </w:p>
     <w:p>
+      <w:r>
+        <w:t xml:space="preserve">The data scrapper has been built as a standalone module that can be used separately. Please refer for Waterinfo.be for usage limits and API keys. The module can be found separately through this link: </w:t>
+      </w:r>
+      <w:hyperlink r:id="rId13" w:history="1">
+        <w:r>
+          <w:rPr>
+            <w:rStyle w:val="Hyperlink"/>
+          </w:rPr>
+          <w:t>https://github.com/ShehabEldeenAyman/waterinfo-scrap</w:t>
+        </w:r>
+      </w:hyperlink>
+    </w:p>
+    <w:p>
       <w:pPr>
         <w:pStyle w:val="Heading3"/>
-      </w:pPr>
-      <w:r>
+        <w:rPr>
+          <w:lang w:val="en-US"/>
+        </w:rPr>
+      </w:pPr>
+      <w:r>
+        <w:rPr>
+          <w:lang w:val="en-US"/>
+        </w:rPr>
         <w:t xml:space="preserve">Group list </w:t>
       </w:r>
-      <w:proofErr w:type="spellStart"/>
-      <w:r>
+      <w:r>
+        <w:rPr>
+          <w:lang w:val="en-US"/>
+        </w:rPr>
         <w:t>attributes</w:t>
       </w:r>
-      <w:proofErr w:type="spellEnd"/>
     </w:p>
     <w:p>
       <w:pPr>
@@ -739,11 +679,9 @@
           <w:numId w:val="8"/>
         </w:numPr>
       </w:pPr>
-      <w:proofErr w:type="spellStart"/>
       <w:r>
         <w:t>group_id</w:t>
       </w:r>
-      <w:proofErr w:type="spellEnd"/>
       <w:r>
         <w:tab/>
       </w:r>
@@ -756,11 +694,10 @@
           <w:numId w:val="8"/>
         </w:numPr>
       </w:pPr>
-      <w:proofErr w:type="spellStart"/>
-      <w:r>
+      <w:r>
+        <w:lastRenderedPageBreak/>
         <w:t>group_name</w:t>
       </w:r>
-      <w:proofErr w:type="spellEnd"/>
       <w:r>
         <w:tab/>
       </w:r>
@@ -773,851 +710,768 @@
           <w:numId w:val="8"/>
         </w:numPr>
       </w:pPr>
-      <w:proofErr w:type="spellStart"/>
       <w:r>
         <w:t>group_type</w:t>
       </w:r>
-      <w:proofErr w:type="spellEnd"/>
     </w:p>
     <w:p>
       <w:pPr>
         <w:pStyle w:val="Heading3"/>
+        <w:rPr>
+          <w:lang w:val="en-US"/>
+        </w:rPr>
+      </w:pPr>
+      <w:r>
+        <w:rPr>
+          <w:lang w:val="en-US"/>
+        </w:rPr>
+        <w:t>Station information attributes</w:t>
+      </w:r>
+    </w:p>
+    <w:p>
+      <w:pPr>
+        <w:pStyle w:val="ListParagraph"/>
+        <w:numPr>
+          <w:ilvl w:val="0"/>
+          <w:numId w:val="9"/>
+        </w:numPr>
+      </w:pPr>
+      <w:r>
+        <w:t>ts_id</w:t>
+      </w:r>
+      <w:r>
+        <w:tab/>
+      </w:r>
+    </w:p>
+    <w:p>
+      <w:pPr>
+        <w:pStyle w:val="ListParagraph"/>
+        <w:numPr>
+          <w:ilvl w:val="0"/>
+          <w:numId w:val="9"/>
+        </w:numPr>
+      </w:pPr>
+      <w:r>
+        <w:t>timestamp</w:t>
+      </w:r>
+      <w:r>
+        <w:tab/>
+      </w:r>
+    </w:p>
+    <w:p>
+      <w:pPr>
+        <w:pStyle w:val="ListParagraph"/>
+        <w:numPr>
+          <w:ilvl w:val="0"/>
+          <w:numId w:val="9"/>
+        </w:numPr>
+      </w:pPr>
+      <w:r>
+        <w:t>req_timestamp</w:t>
+      </w:r>
+      <w:r>
+        <w:tab/>
+      </w:r>
+    </w:p>
+    <w:p>
+      <w:pPr>
+        <w:pStyle w:val="ListParagraph"/>
+        <w:numPr>
+          <w:ilvl w:val="0"/>
+          <w:numId w:val="9"/>
+        </w:numPr>
+      </w:pPr>
+      <w:r>
+        <w:t>ts_value</w:t>
+      </w:r>
+      <w:r>
+        <w:tab/>
+      </w:r>
+    </w:p>
+    <w:p>
+      <w:pPr>
+        <w:pStyle w:val="ListParagraph"/>
+        <w:numPr>
+          <w:ilvl w:val="0"/>
+          <w:numId w:val="9"/>
+        </w:numPr>
+      </w:pPr>
+      <w:r>
+        <w:t>station_latitude</w:t>
+      </w:r>
+      <w:r>
+        <w:tab/>
+      </w:r>
+    </w:p>
+    <w:p>
+      <w:pPr>
+        <w:pStyle w:val="ListParagraph"/>
+        <w:numPr>
+          <w:ilvl w:val="0"/>
+          <w:numId w:val="9"/>
+        </w:numPr>
+      </w:pPr>
+      <w:r>
+        <w:t>station_longitude</w:t>
+      </w:r>
+      <w:r>
+        <w:tab/>
+      </w:r>
+    </w:p>
+    <w:p>
+      <w:pPr>
+        <w:pStyle w:val="ListParagraph"/>
+        <w:numPr>
+          <w:ilvl w:val="0"/>
+          <w:numId w:val="9"/>
+        </w:numPr>
+      </w:pPr>
+      <w:r>
+        <w:t>ts_name</w:t>
+      </w:r>
+      <w:r>
+        <w:tab/>
+      </w:r>
+    </w:p>
+    <w:p>
+      <w:pPr>
+        <w:pStyle w:val="ListParagraph"/>
+        <w:numPr>
+          <w:ilvl w:val="0"/>
+          <w:numId w:val="9"/>
+        </w:numPr>
+      </w:pPr>
+      <w:r>
+        <w:t>ts_shortname</w:t>
+      </w:r>
+      <w:r>
+        <w:tab/>
+      </w:r>
+    </w:p>
+    <w:p>
+      <w:pPr>
+        <w:pStyle w:val="ListParagraph"/>
+        <w:numPr>
+          <w:ilvl w:val="0"/>
+          <w:numId w:val="9"/>
+        </w:numPr>
+      </w:pPr>
+      <w:r>
+        <w:t>station_no</w:t>
+      </w:r>
+      <w:r>
+        <w:tab/>
+      </w:r>
+    </w:p>
+    <w:p>
+      <w:pPr>
+        <w:pStyle w:val="ListParagraph"/>
+        <w:numPr>
+          <w:ilvl w:val="0"/>
+          <w:numId w:val="9"/>
+        </w:numPr>
+      </w:pPr>
+      <w:r>
+        <w:t>station_id</w:t>
+      </w:r>
+      <w:r>
+        <w:tab/>
+      </w:r>
+    </w:p>
+    <w:p>
+      <w:pPr>
+        <w:pStyle w:val="ListParagraph"/>
+        <w:numPr>
+          <w:ilvl w:val="0"/>
+          <w:numId w:val="9"/>
+        </w:numPr>
+      </w:pPr>
+      <w:r>
+        <w:t>station_name</w:t>
+      </w:r>
+      <w:r>
+        <w:tab/>
+      </w:r>
+    </w:p>
+    <w:p>
+      <w:pPr>
+        <w:pStyle w:val="ListParagraph"/>
+        <w:numPr>
+          <w:ilvl w:val="0"/>
+          <w:numId w:val="9"/>
+        </w:numPr>
+      </w:pPr>
+      <w:r>
+        <w:t>stationparameter_name</w:t>
+      </w:r>
+      <w:r>
+        <w:tab/>
+      </w:r>
+    </w:p>
+    <w:p>
+      <w:pPr>
+        <w:pStyle w:val="ListParagraph"/>
+        <w:numPr>
+          <w:ilvl w:val="0"/>
+          <w:numId w:val="9"/>
+        </w:numPr>
+      </w:pPr>
+      <w:r>
+        <w:t>stationparameter_no</w:t>
+      </w:r>
+      <w:r>
+        <w:tab/>
+      </w:r>
+    </w:p>
+    <w:p>
+      <w:pPr>
+        <w:pStyle w:val="ListParagraph"/>
+        <w:numPr>
+          <w:ilvl w:val="0"/>
+          <w:numId w:val="9"/>
+        </w:numPr>
+      </w:pPr>
+      <w:r>
+        <w:t>stationparameter_longname</w:t>
+      </w:r>
+      <w:r>
+        <w:tab/>
+      </w:r>
+    </w:p>
+    <w:p>
+      <w:pPr>
+        <w:pStyle w:val="ListParagraph"/>
+        <w:numPr>
+          <w:ilvl w:val="0"/>
+          <w:numId w:val="9"/>
+        </w:numPr>
+      </w:pPr>
+      <w:r>
+        <w:t>ts_unitname</w:t>
+      </w:r>
+      <w:r>
+        <w:tab/>
+      </w:r>
+    </w:p>
+    <w:p>
+      <w:pPr>
+        <w:pStyle w:val="ListParagraph"/>
+        <w:numPr>
+          <w:ilvl w:val="0"/>
+          <w:numId w:val="9"/>
+        </w:numPr>
+      </w:pPr>
+      <w:r>
+        <w:t>ts_unitsymbol</w:t>
+      </w:r>
+      <w:r>
+        <w:tab/>
+      </w:r>
+    </w:p>
+    <w:p>
+      <w:pPr>
+        <w:pStyle w:val="ListParagraph"/>
+        <w:numPr>
+          <w:ilvl w:val="0"/>
+          <w:numId w:val="9"/>
+        </w:numPr>
+      </w:pPr>
+      <w:r>
+        <w:t>parametertype_id</w:t>
+      </w:r>
+      <w:r>
+        <w:tab/>
+      </w:r>
+    </w:p>
+    <w:p>
+      <w:pPr>
+        <w:pStyle w:val="ListParagraph"/>
+        <w:numPr>
+          <w:ilvl w:val="0"/>
+          <w:numId w:val="9"/>
+        </w:numPr>
+      </w:pPr>
+      <w:r>
+        <w:t>parametertype_name</w:t>
+      </w:r>
+      <w:r>
+        <w:tab/>
+      </w:r>
+    </w:p>
+    <w:p>
+      <w:pPr>
+        <w:pStyle w:val="ListParagraph"/>
+        <w:numPr>
+          <w:ilvl w:val="0"/>
+          <w:numId w:val="9"/>
+        </w:numPr>
+      </w:pPr>
+      <w:r>
+        <w:t>ts_path</w:t>
+      </w:r>
+      <w:r>
+        <w:tab/>
+      </w:r>
+    </w:p>
+    <w:p>
+      <w:pPr>
+        <w:pStyle w:val="ListParagraph"/>
+        <w:numPr>
+          <w:ilvl w:val="0"/>
+          <w:numId w:val="9"/>
+        </w:numPr>
+      </w:pPr>
+      <w:r>
+        <w:t>dataprovider</w:t>
+      </w:r>
+      <w:r>
+        <w:tab/>
+      </w:r>
+    </w:p>
+    <w:p>
+      <w:pPr>
+        <w:pStyle w:val="ListParagraph"/>
+        <w:numPr>
+          <w:ilvl w:val="0"/>
+          <w:numId w:val="9"/>
+        </w:numPr>
+      </w:pPr>
+      <w:r>
+        <w:t>group_id</w:t>
+      </w:r>
+    </w:p>
+    <w:p>
+      <w:pPr>
+        <w:pStyle w:val="Heading3"/>
+        <w:rPr>
+          <w:lang w:val="en-US"/>
+        </w:rPr>
+      </w:pPr>
+      <w:r>
+        <w:rPr>
+          <w:lang w:val="en-US"/>
+        </w:rPr>
+        <w:t>Sensor reading attributes</w:t>
+      </w:r>
+    </w:p>
+    <w:p>
+      <w:pPr>
+        <w:pStyle w:val="ListParagraph"/>
+        <w:numPr>
+          <w:ilvl w:val="0"/>
+          <w:numId w:val="10"/>
+        </w:numPr>
+      </w:pPr>
+      <w:r>
+        <w:t>Value</w:t>
+      </w:r>
+      <w:r>
+        <w:tab/>
+      </w:r>
+    </w:p>
+    <w:p>
+      <w:pPr>
+        <w:pStyle w:val="ListParagraph"/>
+        <w:numPr>
+          <w:ilvl w:val="0"/>
+          <w:numId w:val="10"/>
+        </w:numPr>
+      </w:pPr>
+      <w:r>
+        <w:t>InterpolationType</w:t>
+      </w:r>
+      <w:r>
+        <w:tab/>
+      </w:r>
+    </w:p>
+    <w:p>
+      <w:pPr>
+        <w:pStyle w:val="ListParagraph"/>
+        <w:numPr>
+          <w:ilvl w:val="0"/>
+          <w:numId w:val="10"/>
+        </w:numPr>
+      </w:pPr>
+      <w:r>
+        <w:t>QualityCode</w:t>
+      </w:r>
+      <w:r>
+        <w:tab/>
+      </w:r>
+    </w:p>
+    <w:p>
+      <w:pPr>
+        <w:pStyle w:val="ListParagraph"/>
+        <w:numPr>
+          <w:ilvl w:val="0"/>
+          <w:numId w:val="10"/>
+        </w:numPr>
+      </w:pPr>
+      <w:r>
+        <w:t>QualityCodeName</w:t>
+      </w:r>
+      <w:r>
+        <w:tab/>
+      </w:r>
+    </w:p>
+    <w:p>
+      <w:pPr>
+        <w:pStyle w:val="ListParagraph"/>
+        <w:numPr>
+          <w:ilvl w:val="0"/>
+          <w:numId w:val="10"/>
+        </w:numPr>
+      </w:pPr>
+      <w:r>
+        <w:t>QualityCodeDescription</w:t>
+      </w:r>
+      <w:r>
+        <w:tab/>
+      </w:r>
+    </w:p>
+    <w:p>
+      <w:pPr>
+        <w:pStyle w:val="ListParagraph"/>
+        <w:numPr>
+          <w:ilvl w:val="0"/>
+          <w:numId w:val="10"/>
+        </w:numPr>
+      </w:pPr>
+      <w:r>
+        <w:t>QualityCodeColor</w:t>
+      </w:r>
+      <w:r>
+        <w:tab/>
+      </w:r>
+    </w:p>
+    <w:p>
+      <w:pPr>
+        <w:pStyle w:val="ListParagraph"/>
+        <w:numPr>
+          <w:ilvl w:val="0"/>
+          <w:numId w:val="10"/>
+        </w:numPr>
+      </w:pPr>
+      <w:r>
+        <w:t>AggregationAccuracyPercentage</w:t>
+      </w:r>
+      <w:r>
+        <w:tab/>
+      </w:r>
+    </w:p>
+    <w:p>
+      <w:pPr>
+        <w:pStyle w:val="ListParagraph"/>
+        <w:numPr>
+          <w:ilvl w:val="0"/>
+          <w:numId w:val="10"/>
+        </w:numPr>
+      </w:pPr>
+      <w:r>
+        <w:t>AbsoluteValue</w:t>
+      </w:r>
+      <w:r>
+        <w:tab/>
+        <w:t>AVInterpolationType</w:t>
+      </w:r>
+      <w:r>
+        <w:tab/>
+      </w:r>
+    </w:p>
+    <w:p>
+      <w:pPr>
+        <w:pStyle w:val="ListParagraph"/>
+        <w:numPr>
+          <w:ilvl w:val="0"/>
+          <w:numId w:val="10"/>
+        </w:numPr>
+      </w:pPr>
+      <w:r>
+        <w:t>AVQualityCode</w:t>
+      </w:r>
+      <w:r>
+        <w:tab/>
+      </w:r>
+    </w:p>
+    <w:p>
+      <w:pPr>
+        <w:pStyle w:val="ListParagraph"/>
+        <w:numPr>
+          <w:ilvl w:val="0"/>
+          <w:numId w:val="10"/>
+        </w:numPr>
+      </w:pPr>
+      <w:r>
+        <w:t>AVQualityCodeName</w:t>
+      </w:r>
+      <w:r>
+        <w:tab/>
+      </w:r>
+    </w:p>
+    <w:p>
+      <w:pPr>
+        <w:pStyle w:val="ListParagraph"/>
+        <w:numPr>
+          <w:ilvl w:val="0"/>
+          <w:numId w:val="10"/>
+        </w:numPr>
+      </w:pPr>
+      <w:r>
+        <w:t>AVQualityCodeDescription</w:t>
+      </w:r>
+      <w:r>
+        <w:tab/>
+      </w:r>
+    </w:p>
+    <w:p>
+      <w:pPr>
+        <w:pStyle w:val="ListParagraph"/>
+        <w:numPr>
+          <w:ilvl w:val="0"/>
+          <w:numId w:val="10"/>
+        </w:numPr>
+      </w:pPr>
+      <w:r>
+        <w:t>Runoff Value</w:t>
+      </w:r>
+      <w:r>
+        <w:tab/>
+      </w:r>
+    </w:p>
+    <w:p>
+      <w:pPr>
+        <w:pStyle w:val="ListParagraph"/>
+        <w:numPr>
+          <w:ilvl w:val="0"/>
+          <w:numId w:val="10"/>
+        </w:numPr>
+      </w:pPr>
+      <w:r>
+        <w:t>RV Interpolation Type</w:t>
+      </w:r>
+      <w:r>
+        <w:tab/>
+      </w:r>
+    </w:p>
+    <w:p>
+      <w:pPr>
+        <w:pStyle w:val="ListParagraph"/>
+        <w:numPr>
+          <w:ilvl w:val="0"/>
+          <w:numId w:val="10"/>
+        </w:numPr>
+      </w:pPr>
+      <w:r>
+        <w:t>RV Quality Code</w:t>
+      </w:r>
+      <w:r>
+        <w:tab/>
+      </w:r>
+    </w:p>
+    <w:p>
+      <w:pPr>
+        <w:pStyle w:val="ListParagraph"/>
+        <w:numPr>
+          <w:ilvl w:val="0"/>
+          <w:numId w:val="10"/>
+        </w:numPr>
+      </w:pPr>
+      <w:r>
+        <w:t>RV Quality Code Name</w:t>
+      </w:r>
+      <w:r>
+        <w:tab/>
+      </w:r>
+    </w:p>
+    <w:p>
+      <w:pPr>
+        <w:pStyle w:val="ListParagraph"/>
+        <w:numPr>
+          <w:ilvl w:val="0"/>
+          <w:numId w:val="10"/>
+        </w:numPr>
+      </w:pPr>
+      <w:r>
+        <w:t>RV Quality Code Description</w:t>
+      </w:r>
+      <w:r>
+        <w:tab/>
+      </w:r>
+    </w:p>
+    <w:p>
+      <w:pPr>
+        <w:pStyle w:val="ListParagraph"/>
+        <w:numPr>
+          <w:ilvl w:val="0"/>
+          <w:numId w:val="10"/>
+        </w:numPr>
+      </w:pPr>
+      <w:r>
+        <w:t>Stagesource Value</w:t>
+      </w:r>
+      <w:r>
+        <w:tab/>
+      </w:r>
+    </w:p>
+    <w:p>
+      <w:pPr>
+        <w:pStyle w:val="ListParagraph"/>
+        <w:numPr>
+          <w:ilvl w:val="0"/>
+          <w:numId w:val="10"/>
+        </w:numPr>
+      </w:pPr>
+      <w:r>
+        <w:t>ReturnPeriod</w:t>
+      </w:r>
+      <w:r>
+        <w:tab/>
+      </w:r>
+    </w:p>
+    <w:p>
+      <w:pPr>
+        <w:pStyle w:val="ListParagraph"/>
+        <w:numPr>
+          <w:ilvl w:val="0"/>
+          <w:numId w:val="10"/>
+        </w:numPr>
+      </w:pPr>
+      <w:r>
+        <w:t>Occurrance Timestamp</w:t>
+      </w:r>
+      <w:r>
+        <w:tab/>
+      </w:r>
+    </w:p>
+    <w:p>
+      <w:pPr>
+        <w:pStyle w:val="ListParagraph"/>
+        <w:numPr>
+          <w:ilvl w:val="0"/>
+          <w:numId w:val="10"/>
+        </w:numPr>
+      </w:pPr>
+      <w:r>
+        <w:t>Occurrance Count</w:t>
+      </w:r>
+      <w:r>
+        <w:tab/>
+      </w:r>
+    </w:p>
+    <w:p>
+      <w:pPr>
+        <w:pStyle w:val="ListParagraph"/>
+        <w:numPr>
+          <w:ilvl w:val="0"/>
+          <w:numId w:val="10"/>
+        </w:numPr>
+      </w:pPr>
+      <w:r>
+        <w:t>Timeseries Comment</w:t>
+      </w:r>
+      <w:r>
+        <w:tab/>
+      </w:r>
+    </w:p>
+    <w:p>
+      <w:pPr>
+        <w:pStyle w:val="ListParagraph"/>
+        <w:numPr>
+          <w:ilvl w:val="0"/>
+          <w:numId w:val="10"/>
+        </w:numPr>
       </w:pPr>
       <w:r>
         <w:lastRenderedPageBreak/>
-        <w:t xml:space="preserve">Station information </w:t>
-      </w:r>
-      <w:proofErr w:type="spellStart"/>
-      <w:r>
-        <w:t>attributes</w:t>
-      </w:r>
-      <w:proofErr w:type="spellEnd"/>
-    </w:p>
-    <w:p>
-      <w:pPr>
-        <w:pStyle w:val="ListParagraph"/>
-        <w:numPr>
-          <w:ilvl w:val="0"/>
-          <w:numId w:val="9"/>
-        </w:numPr>
-      </w:pPr>
-      <w:proofErr w:type="spellStart"/>
+        <w:t>Agent Comment</w:t>
+      </w:r>
+    </w:p>
+    <w:p>
+      <w:pPr>
+        <w:pStyle w:val="ListParagraph"/>
+        <w:numPr>
+          <w:ilvl w:val="0"/>
+          <w:numId w:val="10"/>
+        </w:numPr>
+      </w:pPr>
+      <w:r>
+        <w:t>Station Comment</w:t>
+      </w:r>
+      <w:r>
+        <w:tab/>
+      </w:r>
+    </w:p>
+    <w:p>
+      <w:pPr>
+        <w:pStyle w:val="ListParagraph"/>
+        <w:numPr>
+          <w:ilvl w:val="0"/>
+          <w:numId w:val="10"/>
+        </w:numPr>
+      </w:pPr>
+      <w:r>
+        <w:t>Parameter Comment</w:t>
+      </w:r>
+      <w:r>
+        <w:tab/>
+      </w:r>
+    </w:p>
+    <w:p>
+      <w:pPr>
+        <w:pStyle w:val="ListParagraph"/>
+        <w:numPr>
+          <w:ilvl w:val="0"/>
+          <w:numId w:val="10"/>
+        </w:numPr>
+      </w:pPr>
+      <w:r>
+        <w:t>Data Comment</w:t>
+      </w:r>
+      <w:r>
+        <w:tab/>
+      </w:r>
+    </w:p>
+    <w:p>
+      <w:pPr>
+        <w:pStyle w:val="ListParagraph"/>
+        <w:numPr>
+          <w:ilvl w:val="0"/>
+          <w:numId w:val="10"/>
+        </w:numPr>
+      </w:pPr>
+      <w:r>
+        <w:t>Release State</w:t>
+      </w:r>
+    </w:p>
+    <w:p>
+      <w:pPr>
+        <w:pStyle w:val="ListParagraph"/>
+        <w:numPr>
+          <w:ilvl w:val="0"/>
+          <w:numId w:val="10"/>
+        </w:numPr>
+      </w:pPr>
       <w:r>
         <w:t>ts_id</w:t>
       </w:r>
-      <w:proofErr w:type="spellEnd"/>
-      <w:r>
-        <w:tab/>
-      </w:r>
-    </w:p>
-    <w:p>
-      <w:pPr>
-        <w:pStyle w:val="ListParagraph"/>
-        <w:numPr>
-          <w:ilvl w:val="0"/>
-          <w:numId w:val="9"/>
-        </w:numPr>
-      </w:pPr>
-      <w:r>
-        <w:t>timestamp</w:t>
-      </w:r>
-      <w:r>
-        <w:tab/>
-      </w:r>
-    </w:p>
-    <w:p>
-      <w:pPr>
-        <w:pStyle w:val="ListParagraph"/>
-        <w:numPr>
-          <w:ilvl w:val="0"/>
-          <w:numId w:val="9"/>
-        </w:numPr>
-      </w:pPr>
-      <w:proofErr w:type="spellStart"/>
-      <w:r>
-        <w:t>req_timestamp</w:t>
-      </w:r>
-      <w:proofErr w:type="spellEnd"/>
-      <w:r>
-        <w:tab/>
-      </w:r>
-    </w:p>
-    <w:p>
-      <w:pPr>
-        <w:pStyle w:val="ListParagraph"/>
-        <w:numPr>
-          <w:ilvl w:val="0"/>
-          <w:numId w:val="9"/>
-        </w:numPr>
-      </w:pPr>
-      <w:proofErr w:type="spellStart"/>
-      <w:r>
-        <w:t>ts_value</w:t>
-      </w:r>
-      <w:proofErr w:type="spellEnd"/>
-      <w:r>
-        <w:tab/>
-      </w:r>
-    </w:p>
-    <w:p>
-      <w:pPr>
-        <w:pStyle w:val="ListParagraph"/>
-        <w:numPr>
-          <w:ilvl w:val="0"/>
-          <w:numId w:val="9"/>
-        </w:numPr>
-      </w:pPr>
-      <w:proofErr w:type="spellStart"/>
-      <w:r>
-        <w:t>station_latitude</w:t>
-      </w:r>
-      <w:proofErr w:type="spellEnd"/>
-      <w:r>
-        <w:tab/>
-      </w:r>
-    </w:p>
-    <w:p>
-      <w:pPr>
-        <w:pStyle w:val="ListParagraph"/>
-        <w:numPr>
-          <w:ilvl w:val="0"/>
-          <w:numId w:val="9"/>
-        </w:numPr>
-      </w:pPr>
-      <w:proofErr w:type="spellStart"/>
-      <w:r>
-        <w:t>station_longitude</w:t>
-      </w:r>
-      <w:proofErr w:type="spellEnd"/>
-      <w:r>
-        <w:tab/>
-      </w:r>
-    </w:p>
-    <w:p>
-      <w:pPr>
-        <w:pStyle w:val="ListParagraph"/>
-        <w:numPr>
-          <w:ilvl w:val="0"/>
-          <w:numId w:val="9"/>
-        </w:numPr>
-      </w:pPr>
-      <w:proofErr w:type="spellStart"/>
-      <w:r>
-        <w:t>ts_name</w:t>
-      </w:r>
-      <w:proofErr w:type="spellEnd"/>
-      <w:r>
-        <w:tab/>
-      </w:r>
-    </w:p>
-    <w:p>
-      <w:pPr>
-        <w:pStyle w:val="ListParagraph"/>
-        <w:numPr>
-          <w:ilvl w:val="0"/>
-          <w:numId w:val="9"/>
-        </w:numPr>
-      </w:pPr>
-      <w:proofErr w:type="spellStart"/>
-      <w:r>
-        <w:t>ts_shortname</w:t>
-      </w:r>
-      <w:proofErr w:type="spellEnd"/>
-      <w:r>
-        <w:tab/>
-      </w:r>
-    </w:p>
-    <w:p>
-      <w:pPr>
-        <w:pStyle w:val="ListParagraph"/>
-        <w:numPr>
-          <w:ilvl w:val="0"/>
-          <w:numId w:val="9"/>
-        </w:numPr>
-      </w:pPr>
-      <w:proofErr w:type="spellStart"/>
-      <w:r>
-        <w:t>station_no</w:t>
-      </w:r>
-      <w:proofErr w:type="spellEnd"/>
-      <w:r>
-        <w:tab/>
-      </w:r>
-    </w:p>
-    <w:p>
-      <w:pPr>
-        <w:pStyle w:val="ListParagraph"/>
-        <w:numPr>
-          <w:ilvl w:val="0"/>
-          <w:numId w:val="9"/>
-        </w:numPr>
-      </w:pPr>
-      <w:proofErr w:type="spellStart"/>
-      <w:r>
-        <w:t>station_id</w:t>
-      </w:r>
-      <w:proofErr w:type="spellEnd"/>
-      <w:r>
-        <w:tab/>
-      </w:r>
-    </w:p>
-    <w:p>
-      <w:pPr>
-        <w:pStyle w:val="ListParagraph"/>
-        <w:numPr>
-          <w:ilvl w:val="0"/>
-          <w:numId w:val="9"/>
-        </w:numPr>
-      </w:pPr>
-      <w:proofErr w:type="spellStart"/>
-      <w:r>
-        <w:t>station_name</w:t>
-      </w:r>
-      <w:proofErr w:type="spellEnd"/>
-      <w:r>
-        <w:tab/>
-      </w:r>
-    </w:p>
-    <w:p>
-      <w:pPr>
-        <w:pStyle w:val="ListParagraph"/>
-        <w:numPr>
-          <w:ilvl w:val="0"/>
-          <w:numId w:val="9"/>
-        </w:numPr>
-      </w:pPr>
-      <w:proofErr w:type="spellStart"/>
-      <w:r>
-        <w:t>stationparameter_name</w:t>
-      </w:r>
-      <w:proofErr w:type="spellEnd"/>
-      <w:r>
-        <w:tab/>
-      </w:r>
-    </w:p>
-    <w:p>
-      <w:pPr>
-        <w:pStyle w:val="ListParagraph"/>
-        <w:numPr>
-          <w:ilvl w:val="0"/>
-          <w:numId w:val="9"/>
-        </w:numPr>
-      </w:pPr>
-      <w:proofErr w:type="spellStart"/>
-      <w:r>
-        <w:t>stationparameter_no</w:t>
-      </w:r>
-      <w:proofErr w:type="spellEnd"/>
-      <w:r>
-        <w:tab/>
-      </w:r>
-    </w:p>
-    <w:p>
-      <w:pPr>
-        <w:pStyle w:val="ListParagraph"/>
-        <w:numPr>
-          <w:ilvl w:val="0"/>
-          <w:numId w:val="9"/>
-        </w:numPr>
-      </w:pPr>
-      <w:proofErr w:type="spellStart"/>
-      <w:r>
-        <w:t>stationparameter_longname</w:t>
-      </w:r>
-      <w:proofErr w:type="spellEnd"/>
-      <w:r>
-        <w:tab/>
-      </w:r>
-    </w:p>
-    <w:p>
-      <w:pPr>
-        <w:pStyle w:val="ListParagraph"/>
-        <w:numPr>
-          <w:ilvl w:val="0"/>
-          <w:numId w:val="9"/>
-        </w:numPr>
-      </w:pPr>
-      <w:proofErr w:type="spellStart"/>
-      <w:r>
-        <w:t>ts_unitname</w:t>
-      </w:r>
-      <w:proofErr w:type="spellEnd"/>
-      <w:r>
-        <w:tab/>
-      </w:r>
-    </w:p>
-    <w:p>
-      <w:pPr>
-        <w:pStyle w:val="ListParagraph"/>
-        <w:numPr>
-          <w:ilvl w:val="0"/>
-          <w:numId w:val="9"/>
-        </w:numPr>
-      </w:pPr>
-      <w:proofErr w:type="spellStart"/>
-      <w:r>
-        <w:t>ts_unitsymbol</w:t>
-      </w:r>
-      <w:proofErr w:type="spellEnd"/>
-      <w:r>
-        <w:tab/>
-      </w:r>
-    </w:p>
-    <w:p>
-      <w:pPr>
-        <w:pStyle w:val="ListParagraph"/>
-        <w:numPr>
-          <w:ilvl w:val="0"/>
-          <w:numId w:val="9"/>
-        </w:numPr>
-      </w:pPr>
-      <w:proofErr w:type="spellStart"/>
-      <w:r>
-        <w:t>parametertype_id</w:t>
-      </w:r>
-      <w:proofErr w:type="spellEnd"/>
-      <w:r>
-        <w:tab/>
-      </w:r>
-    </w:p>
-    <w:p>
-      <w:pPr>
-        <w:pStyle w:val="ListParagraph"/>
-        <w:numPr>
-          <w:ilvl w:val="0"/>
-          <w:numId w:val="9"/>
-        </w:numPr>
-      </w:pPr>
-      <w:proofErr w:type="spellStart"/>
-      <w:r>
-        <w:t>parametertype_name</w:t>
-      </w:r>
-      <w:proofErr w:type="spellEnd"/>
-      <w:r>
-        <w:tab/>
-      </w:r>
-    </w:p>
-    <w:p>
-      <w:pPr>
-        <w:pStyle w:val="ListParagraph"/>
-        <w:numPr>
-          <w:ilvl w:val="0"/>
-          <w:numId w:val="9"/>
-        </w:numPr>
-      </w:pPr>
-      <w:proofErr w:type="spellStart"/>
-      <w:r>
-        <w:t>ts_path</w:t>
-      </w:r>
-      <w:proofErr w:type="spellEnd"/>
-      <w:r>
-        <w:tab/>
-      </w:r>
-    </w:p>
-    <w:p>
-      <w:pPr>
-        <w:pStyle w:val="ListParagraph"/>
-        <w:numPr>
-          <w:ilvl w:val="0"/>
-          <w:numId w:val="9"/>
-        </w:numPr>
-      </w:pPr>
-      <w:proofErr w:type="spellStart"/>
-      <w:r>
-        <w:t>dataprovider</w:t>
-      </w:r>
-      <w:proofErr w:type="spellEnd"/>
-      <w:r>
-        <w:tab/>
-      </w:r>
-    </w:p>
-    <w:p>
-      <w:pPr>
-        <w:pStyle w:val="ListParagraph"/>
-        <w:numPr>
-          <w:ilvl w:val="0"/>
-          <w:numId w:val="9"/>
-        </w:numPr>
-      </w:pPr>
-      <w:proofErr w:type="spellStart"/>
-      <w:r>
-        <w:t>group_id</w:t>
-      </w:r>
-      <w:proofErr w:type="spellEnd"/>
-    </w:p>
-    <w:p>
-      <w:pPr>
-        <w:pStyle w:val="Heading3"/>
-      </w:pPr>
-      <w:r>
-        <w:t xml:space="preserve">Sensor reading </w:t>
-      </w:r>
-      <w:proofErr w:type="spellStart"/>
-      <w:r>
-        <w:t>attributes</w:t>
-      </w:r>
-      <w:proofErr w:type="spellEnd"/>
-    </w:p>
-    <w:p>
-      <w:pPr>
-        <w:pStyle w:val="ListParagraph"/>
-        <w:numPr>
-          <w:ilvl w:val="0"/>
-          <w:numId w:val="10"/>
-        </w:numPr>
-      </w:pPr>
-      <w:r>
-        <w:t>Value</w:t>
-      </w:r>
-      <w:r>
-        <w:tab/>
-      </w:r>
-    </w:p>
-    <w:p>
-      <w:pPr>
-        <w:pStyle w:val="ListParagraph"/>
-        <w:numPr>
-          <w:ilvl w:val="0"/>
-          <w:numId w:val="10"/>
-        </w:numPr>
-      </w:pPr>
-      <w:proofErr w:type="spellStart"/>
-      <w:r>
-        <w:t>InterpolationType</w:t>
-      </w:r>
-      <w:proofErr w:type="spellEnd"/>
-      <w:r>
-        <w:tab/>
-      </w:r>
-    </w:p>
-    <w:p>
-      <w:pPr>
-        <w:pStyle w:val="ListParagraph"/>
-        <w:numPr>
-          <w:ilvl w:val="0"/>
-          <w:numId w:val="10"/>
-        </w:numPr>
-      </w:pPr>
-      <w:proofErr w:type="spellStart"/>
-      <w:r>
-        <w:t>QualityCode</w:t>
-      </w:r>
-      <w:proofErr w:type="spellEnd"/>
-      <w:r>
-        <w:tab/>
-      </w:r>
-    </w:p>
-    <w:p>
-      <w:pPr>
-        <w:pStyle w:val="ListParagraph"/>
-        <w:numPr>
-          <w:ilvl w:val="0"/>
-          <w:numId w:val="10"/>
-        </w:numPr>
-      </w:pPr>
-      <w:proofErr w:type="spellStart"/>
-      <w:r>
-        <w:t>QualityCodeName</w:t>
-      </w:r>
-      <w:proofErr w:type="spellEnd"/>
-      <w:r>
-        <w:tab/>
-      </w:r>
-    </w:p>
-    <w:p>
-      <w:pPr>
-        <w:pStyle w:val="ListParagraph"/>
-        <w:numPr>
-          <w:ilvl w:val="0"/>
-          <w:numId w:val="10"/>
-        </w:numPr>
-      </w:pPr>
-      <w:proofErr w:type="spellStart"/>
-      <w:r>
-        <w:t>QualityCodeDescription</w:t>
-      </w:r>
-      <w:proofErr w:type="spellEnd"/>
-      <w:r>
-        <w:tab/>
-      </w:r>
-    </w:p>
-    <w:p>
-      <w:pPr>
-        <w:pStyle w:val="ListParagraph"/>
-        <w:numPr>
-          <w:ilvl w:val="0"/>
-          <w:numId w:val="10"/>
-        </w:numPr>
-      </w:pPr>
-      <w:proofErr w:type="spellStart"/>
-      <w:r>
-        <w:t>QualityCodeColor</w:t>
-      </w:r>
-      <w:proofErr w:type="spellEnd"/>
-      <w:r>
-        <w:tab/>
-      </w:r>
-    </w:p>
-    <w:p>
-      <w:pPr>
-        <w:pStyle w:val="ListParagraph"/>
-        <w:numPr>
-          <w:ilvl w:val="0"/>
-          <w:numId w:val="10"/>
-        </w:numPr>
-      </w:pPr>
-      <w:proofErr w:type="spellStart"/>
-      <w:r>
-        <w:t>AggregationAccuracyPercentage</w:t>
-      </w:r>
-      <w:proofErr w:type="spellEnd"/>
-      <w:r>
-        <w:tab/>
-      </w:r>
-    </w:p>
-    <w:p>
-      <w:pPr>
-        <w:pStyle w:val="ListParagraph"/>
-        <w:numPr>
-          <w:ilvl w:val="0"/>
-          <w:numId w:val="10"/>
-        </w:numPr>
-      </w:pPr>
-      <w:proofErr w:type="spellStart"/>
-      <w:r>
-        <w:t>AbsoluteValue</w:t>
-      </w:r>
-      <w:proofErr w:type="spellEnd"/>
-      <w:r>
-        <w:tab/>
-      </w:r>
-      <w:proofErr w:type="spellStart"/>
-      <w:r>
-        <w:t>AVInterpolationType</w:t>
-      </w:r>
-      <w:proofErr w:type="spellEnd"/>
-      <w:r>
-        <w:tab/>
-      </w:r>
-    </w:p>
-    <w:p>
-      <w:pPr>
-        <w:pStyle w:val="ListParagraph"/>
-        <w:numPr>
-          <w:ilvl w:val="0"/>
-          <w:numId w:val="10"/>
-        </w:numPr>
-      </w:pPr>
-      <w:proofErr w:type="spellStart"/>
-      <w:r>
-        <w:t>AVQualityCode</w:t>
-      </w:r>
-      <w:proofErr w:type="spellEnd"/>
-      <w:r>
-        <w:tab/>
-      </w:r>
-    </w:p>
-    <w:p>
-      <w:pPr>
-        <w:pStyle w:val="ListParagraph"/>
-        <w:numPr>
-          <w:ilvl w:val="0"/>
-          <w:numId w:val="10"/>
-        </w:numPr>
-      </w:pPr>
-      <w:proofErr w:type="spellStart"/>
-      <w:r>
-        <w:t>AVQualityCodeName</w:t>
-      </w:r>
-      <w:proofErr w:type="spellEnd"/>
-      <w:r>
-        <w:tab/>
-      </w:r>
-    </w:p>
-    <w:p>
-      <w:pPr>
-        <w:pStyle w:val="ListParagraph"/>
-        <w:numPr>
-          <w:ilvl w:val="0"/>
-          <w:numId w:val="10"/>
-        </w:numPr>
-      </w:pPr>
-      <w:proofErr w:type="spellStart"/>
-      <w:r>
-        <w:t>AVQualityCodeDescription</w:t>
-      </w:r>
-      <w:proofErr w:type="spellEnd"/>
-      <w:r>
-        <w:tab/>
-      </w:r>
-    </w:p>
-    <w:p>
-      <w:pPr>
-        <w:pStyle w:val="ListParagraph"/>
-        <w:numPr>
-          <w:ilvl w:val="0"/>
-          <w:numId w:val="10"/>
-        </w:numPr>
-      </w:pPr>
-      <w:r>
-        <w:t>Runoff Value</w:t>
-      </w:r>
-      <w:r>
-        <w:tab/>
-      </w:r>
-    </w:p>
-    <w:p>
-      <w:pPr>
-        <w:pStyle w:val="ListParagraph"/>
-        <w:numPr>
-          <w:ilvl w:val="0"/>
-          <w:numId w:val="10"/>
-        </w:numPr>
-      </w:pPr>
-      <w:r>
-        <w:t>RV Interpolation Type</w:t>
-      </w:r>
-      <w:r>
-        <w:tab/>
-      </w:r>
-    </w:p>
-    <w:p>
-      <w:pPr>
-        <w:pStyle w:val="ListParagraph"/>
-        <w:numPr>
-          <w:ilvl w:val="0"/>
-          <w:numId w:val="10"/>
-        </w:numPr>
-      </w:pPr>
-      <w:r>
-        <w:t>RV Quality Code</w:t>
-      </w:r>
-      <w:r>
-        <w:tab/>
-      </w:r>
-    </w:p>
-    <w:p>
-      <w:pPr>
-        <w:pStyle w:val="ListParagraph"/>
-        <w:numPr>
-          <w:ilvl w:val="0"/>
-          <w:numId w:val="10"/>
-        </w:numPr>
-      </w:pPr>
-      <w:r>
-        <w:t>RV Quality Code Name</w:t>
-      </w:r>
-      <w:r>
-        <w:tab/>
-      </w:r>
-    </w:p>
-    <w:p>
-      <w:pPr>
-        <w:pStyle w:val="ListParagraph"/>
-        <w:numPr>
-          <w:ilvl w:val="0"/>
-          <w:numId w:val="10"/>
-        </w:numPr>
-      </w:pPr>
-      <w:r>
-        <w:t>RV Quality Code Description</w:t>
-      </w:r>
-      <w:r>
-        <w:tab/>
-      </w:r>
-    </w:p>
-    <w:p>
-      <w:pPr>
-        <w:pStyle w:val="ListParagraph"/>
-        <w:numPr>
-          <w:ilvl w:val="0"/>
-          <w:numId w:val="10"/>
-        </w:numPr>
-      </w:pPr>
-      <w:proofErr w:type="spellStart"/>
-      <w:r>
-        <w:t>Stagesource</w:t>
-      </w:r>
-      <w:proofErr w:type="spellEnd"/>
-      <w:r>
-        <w:t xml:space="preserve"> Value</w:t>
-      </w:r>
-      <w:r>
-        <w:tab/>
-      </w:r>
-    </w:p>
-    <w:p>
-      <w:pPr>
-        <w:pStyle w:val="ListParagraph"/>
-        <w:numPr>
-          <w:ilvl w:val="0"/>
-          <w:numId w:val="10"/>
-        </w:numPr>
-      </w:pPr>
-      <w:proofErr w:type="spellStart"/>
-      <w:proofErr w:type="gramStart"/>
-      <w:r>
-        <w:t>ReturnPeriod</w:t>
-      </w:r>
-      <w:proofErr w:type="spellEnd"/>
-      <w:proofErr w:type="gramEnd"/>
-      <w:r>
-        <w:tab/>
-      </w:r>
-    </w:p>
-    <w:p>
-      <w:pPr>
-        <w:pStyle w:val="ListParagraph"/>
-        <w:numPr>
-          <w:ilvl w:val="0"/>
-          <w:numId w:val="10"/>
-        </w:numPr>
-      </w:pPr>
-      <w:proofErr w:type="spellStart"/>
-      <w:r>
-        <w:t>Occurrance</w:t>
-      </w:r>
-      <w:proofErr w:type="spellEnd"/>
-      <w:r>
-        <w:t xml:space="preserve"> Timestamp</w:t>
-      </w:r>
-      <w:r>
-        <w:tab/>
-      </w:r>
-    </w:p>
-    <w:p>
-      <w:pPr>
-        <w:pStyle w:val="ListParagraph"/>
-        <w:numPr>
-          <w:ilvl w:val="0"/>
-          <w:numId w:val="10"/>
-        </w:numPr>
-      </w:pPr>
-      <w:proofErr w:type="spellStart"/>
-      <w:r>
-        <w:t>Occurrance</w:t>
-      </w:r>
-      <w:proofErr w:type="spellEnd"/>
-      <w:r>
-        <w:t xml:space="preserve"> Count</w:t>
-      </w:r>
-      <w:r>
-        <w:tab/>
-      </w:r>
-    </w:p>
-    <w:p>
-      <w:pPr>
-        <w:pStyle w:val="ListParagraph"/>
-        <w:numPr>
-          <w:ilvl w:val="0"/>
-          <w:numId w:val="10"/>
-        </w:numPr>
-      </w:pPr>
-      <w:r>
-        <w:t>Timeseries Comment</w:t>
-      </w:r>
-      <w:r>
-        <w:tab/>
-      </w:r>
-    </w:p>
-    <w:p>
-      <w:pPr>
-        <w:pStyle w:val="ListParagraph"/>
-        <w:numPr>
-          <w:ilvl w:val="0"/>
-          <w:numId w:val="10"/>
-        </w:numPr>
-      </w:pPr>
-      <w:r>
-        <w:t>Agent Comment</w:t>
-      </w:r>
-    </w:p>
-    <w:p>
-      <w:pPr>
-        <w:pStyle w:val="ListParagraph"/>
-        <w:numPr>
-          <w:ilvl w:val="0"/>
-          <w:numId w:val="10"/>
-        </w:numPr>
-      </w:pPr>
-      <w:r>
-        <w:t>Station Comment</w:t>
-      </w:r>
-      <w:r>
-        <w:tab/>
-      </w:r>
-    </w:p>
-    <w:p>
-      <w:pPr>
-        <w:pStyle w:val="ListParagraph"/>
-        <w:numPr>
-          <w:ilvl w:val="0"/>
-          <w:numId w:val="10"/>
-        </w:numPr>
-      </w:pPr>
-      <w:r>
-        <w:t>Parameter Comment</w:t>
-      </w:r>
-      <w:r>
-        <w:tab/>
-      </w:r>
-    </w:p>
-    <w:p>
-      <w:pPr>
-        <w:pStyle w:val="ListParagraph"/>
-        <w:numPr>
-          <w:ilvl w:val="0"/>
-          <w:numId w:val="10"/>
-        </w:numPr>
-      </w:pPr>
-      <w:r>
-        <w:lastRenderedPageBreak/>
-        <w:t>Data Comment</w:t>
-      </w:r>
-      <w:r>
-        <w:tab/>
-      </w:r>
-    </w:p>
-    <w:p>
-      <w:pPr>
-        <w:pStyle w:val="ListParagraph"/>
-        <w:numPr>
-          <w:ilvl w:val="0"/>
-          <w:numId w:val="10"/>
-        </w:numPr>
-      </w:pPr>
-      <w:r>
-        <w:t>Release State</w:t>
-      </w:r>
-    </w:p>
-    <w:p>
-      <w:pPr>
-        <w:pStyle w:val="ListParagraph"/>
-        <w:numPr>
-          <w:ilvl w:val="0"/>
-          <w:numId w:val="10"/>
-        </w:numPr>
-      </w:pPr>
-      <w:proofErr w:type="spellStart"/>
-      <w:r>
-        <w:t>ts_id</w:t>
-      </w:r>
-      <w:proofErr w:type="spellEnd"/>
     </w:p>
     <w:p>
       <w:pPr>
         <w:pStyle w:val="Heading2"/>
-      </w:pPr>
-      <w:r>
+        <w:rPr>
+          <w:lang w:val="en-US"/>
+        </w:rPr>
+      </w:pPr>
+      <w:r>
+        <w:rPr>
+          <w:lang w:val="en-US"/>
+        </w:rPr>
         <w:t>Data pre-processing</w:t>
       </w:r>
     </w:p>
     <w:p>
       <w:r>
-        <w:t>The data pre-processing modul</w:t>
-      </w:r>
-      <w:r>
-        <w:t xml:space="preserve">e is designed </w:t>
+        <w:t xml:space="preserve">The data pre-processing module is designed </w:t>
       </w:r>
       <w:r>
         <w:t>to adjust</w:t>
@@ -1635,35 +1489,20 @@
     <w:p>
       <w:pPr>
         <w:pStyle w:val="Heading2"/>
-      </w:pPr>
-      <w:proofErr w:type="spellStart"/>
-      <w:r>
-        <w:t>Mapping</w:t>
-      </w:r>
-      <w:proofErr w:type="spellEnd"/>
-      <w:r>
-        <w:t xml:space="preserve"> </w:t>
-      </w:r>
-      <w:proofErr w:type="spellStart"/>
-      <w:r>
-        <w:t>rules</w:t>
-      </w:r>
-      <w:proofErr w:type="spellEnd"/>
-    </w:p>
-    <w:p>
-      <w:r>
-        <w:t xml:space="preserve">Mapping rules are implemented to </w:t>
-      </w:r>
-      <w:r>
-        <w:t xml:space="preserve">transform data from discrete CSV readings into a relational form. Data was mapped using SSN SOSA along with other standards </w:t>
-      </w:r>
-      <w:proofErr w:type="gramStart"/>
-      <w:r>
-        <w:t>in order to</w:t>
-      </w:r>
-      <w:proofErr w:type="gramEnd"/>
-      <w:r>
-        <w:t xml:space="preserve"> gain a more semantic understanding of the data. Also, to have a better linkage between data entities</w:t>
+        <w:rPr>
+          <w:lang w:val="en-US"/>
+        </w:rPr>
+      </w:pPr>
+      <w:r>
+        <w:rPr>
+          <w:lang w:val="en-US"/>
+        </w:rPr>
+        <w:t>Mapping rules</w:t>
+      </w:r>
+    </w:p>
+    <w:p>
+      <w:r>
+        <w:t>Mapping rules are implemented to transform data from discrete CSV readings into a relational form. Data was mapped using SSN SOSA along with other standards in order to gain a more semantic understanding of the data. Also, to have a better linkage between data entities</w:t>
       </w:r>
       <w:r>
         <w:t>.</w:t>
@@ -1677,6 +1516,7 @@
         <w:rPr>
           <w:noProof/>
         </w:rPr>
+        <w:lastRenderedPageBreak/>
         <w:drawing>
           <wp:inline distT="0" distB="0" distL="0" distR="0" wp14:anchorId="488082D9" wp14:editId="7A42B5BF">
             <wp:extent cx="5731510" cy="6162675"/>
@@ -1695,7 +1535,7 @@
                     </pic:cNvPicPr>
                   </pic:nvPicPr>
                   <pic:blipFill>
-                    <a:blip r:embed="rId13" cstate="print">
+                    <a:blip r:embed="rId14" cstate="print">
                       <a:extLst>
                         <a:ext uri="{28A0092B-C50C-407E-A947-70E740481C1C}">
                           <a14:useLocalDpi xmlns:a14="http://schemas.microsoft.com/office/drawing/2010/main" val="0"/>
@@ -1729,24 +1569,26 @@
     </w:p>
     <w:p>
       <w:r>
-        <w:lastRenderedPageBreak/>
         <w:t>Mapping was achieved by using RML Mapper and RML Streamer modules to transform CSV to RDF.</w:t>
       </w:r>
     </w:p>
     <w:p>
       <w:pPr>
         <w:pStyle w:val="Heading2"/>
-      </w:pPr>
-      <w:r>
+        <w:rPr>
+          <w:lang w:val="en-US"/>
+        </w:rPr>
+      </w:pPr>
+      <w:r>
+        <w:rPr>
+          <w:lang w:val="en-US"/>
+        </w:rPr>
         <w:t>Data post-processing</w:t>
       </w:r>
     </w:p>
     <w:p>
       <w:r>
-        <w:t>Data post-processing module i</w:t>
-      </w:r>
-      <w:r>
-        <w:t>s designed to be a generic module that modifies RDF files to add back prefixes, resulting in a huge reduction in file size which in return reduces the load on computational and storage resources.</w:t>
+        <w:t>Data post-processing module is designed to be a generic module that modifies RDF files to add back prefixes, resulting in a huge reduction in file size which in return reduces the load on computational and storage resources.</w:t>
       </w:r>
     </w:p>
     <w:p>
@@ -1754,35 +1596,66 @@
         <w:rPr>
           <w:noProof/>
         </w:rPr>
+        <w:lastRenderedPageBreak/>
         <w:drawing>
-          <wp:inline distT="0" distB="0" distL="0" distR="0" wp14:anchorId="0C7CC82F" wp14:editId="7685F287">
-            <wp:extent cx="2179320" cy="3200400"/>
-            <wp:effectExtent l="0" t="0" r="11430" b="0"/>
-            <wp:docPr id="971482018" name="Chart 2"/>
-            <wp:cNvGraphicFramePr/>
+          <wp:inline distT="0" distB="0" distL="0" distR="0" wp14:anchorId="316F3F7A" wp14:editId="6594AC6E">
+            <wp:extent cx="2186940" cy="3208020"/>
+            <wp:effectExtent l="0" t="0" r="3810" b="0"/>
+            <wp:docPr id="1039979620" name="Picture 3" descr="A graph with numbers and lines&#10;&#10;AI-generated content may be incorrect."/>
+            <wp:cNvGraphicFramePr>
+              <a:graphicFrameLocks xmlns:a="http://schemas.openxmlformats.org/drawingml/2006/main" noChangeAspect="1"/>
+            </wp:cNvGraphicFramePr>
             <a:graphic xmlns:a="http://schemas.openxmlformats.org/drawingml/2006/main">
-              <a:graphicData uri="http://schemas.openxmlformats.org/drawingml/2006/chart">
-                <c:chart xmlns:c="http://schemas.openxmlformats.org/drawingml/2006/chart" xmlns:r="http://schemas.openxmlformats.org/officeDocument/2006/relationships" r:id="rId14"/>
+              <a:graphicData uri="http://schemas.openxmlformats.org/drawingml/2006/picture">
+                <pic:pic xmlns:pic="http://schemas.openxmlformats.org/drawingml/2006/picture">
+                  <pic:nvPicPr>
+                    <pic:cNvPr id="1039979620" name="Picture 3" descr="A graph with numbers and lines&#10;&#10;AI-generated content may be incorrect."/>
+                    <pic:cNvPicPr>
+                      <a:picLocks noChangeAspect="1" noChangeArrowheads="1"/>
+                    </pic:cNvPicPr>
+                  </pic:nvPicPr>
+                  <pic:blipFill>
+                    <a:blip r:embed="rId15" cstate="print">
+                      <a:extLst>
+                        <a:ext uri="{28A0092B-C50C-407E-A947-70E740481C1C}">
+                          <a14:useLocalDpi xmlns:a14="http://schemas.microsoft.com/office/drawing/2010/main" val="0"/>
+                        </a:ext>
+                      </a:extLst>
+                    </a:blip>
+                    <a:srcRect/>
+                    <a:stretch>
+                      <a:fillRect/>
+                    </a:stretch>
+                  </pic:blipFill>
+                  <pic:spPr bwMode="auto">
+                    <a:xfrm>
+                      <a:off x="0" y="0"/>
+                      <a:ext cx="2186940" cy="3208020"/>
+                    </a:xfrm>
+                    <a:prstGeom prst="rect">
+                      <a:avLst/>
+                    </a:prstGeom>
+                    <a:noFill/>
+                    <a:ln>
+                      <a:noFill/>
+                    </a:ln>
+                  </pic:spPr>
+                </pic:pic>
               </a:graphicData>
             </a:graphic>
           </wp:inline>
         </w:drawing>
       </w:r>
-      <w:r>
-        <w:tab/>
-      </w:r>
-    </w:p>
-    <w:p>
-      <w:r>
-        <w:t xml:space="preserve">With a </w:t>
-      </w:r>
-      <w:proofErr w:type="gramStart"/>
-      <w:r>
-        <w:t>timeseries</w:t>
-      </w:r>
-      <w:proofErr w:type="gramEnd"/>
-      <w:r>
-        <w:t xml:space="preserve"> file of 591349 records, the prefix post-processing technique was able to reduce file size to 39% of its original size.</w:t>
+    </w:p>
+    <w:p>
+      <w:r>
+        <w:t xml:space="preserve">With a timeseries file of 591349 records, the prefix post-processing technique was able to reduce </w:t>
+      </w:r>
+      <w:r>
+        <w:t xml:space="preserve">the </w:t>
+      </w:r>
+      <w:r>
+        <w:t>file size to 39% of its original size.</w:t>
       </w:r>
     </w:p>
     <w:p>
@@ -1807,7 +1680,7 @@
       <w:r>
         <w:t xml:space="preserve"> data. The module has been published separately and can be found on: </w:t>
       </w:r>
-      <w:hyperlink r:id="rId15" w:history="1">
+      <w:hyperlink r:id="rId16" w:history="1">
         <w:r>
           <w:rPr>
             <w:rStyle w:val="Hyperlink"/>
@@ -1819,36 +1692,192 @@
     <w:p>
       <w:pPr>
         <w:pStyle w:val="Heading2"/>
-      </w:pPr>
-      <w:r>
-        <w:t xml:space="preserve">Rules </w:t>
-      </w:r>
-      <w:proofErr w:type="spellStart"/>
-      <w:r>
-        <w:t>and</w:t>
-      </w:r>
-      <w:proofErr w:type="spellEnd"/>
-      <w:r>
-        <w:t xml:space="preserve"> </w:t>
-      </w:r>
-      <w:proofErr w:type="spellStart"/>
-      <w:r>
-        <w:t>Constraints</w:t>
-      </w:r>
-      <w:proofErr w:type="spellEnd"/>
+        <w:rPr>
+          <w:lang w:val="en-US"/>
+        </w:rPr>
+      </w:pPr>
+      <w:r>
+        <w:rPr>
+          <w:lang w:val="en-US"/>
+        </w:rPr>
+        <w:t>Rules and Constraints</w:t>
+      </w:r>
+    </w:p>
+    <w:p>
+      <w:r>
+        <w:t>Rules and constraints are</w:t>
+      </w:r>
+      <w:r>
+        <w:t xml:space="preserve"> designed to make sure that the data added to the pre-determined model </w:t>
+      </w:r>
+      <w:r>
+        <w:t>is</w:t>
+      </w:r>
+      <w:r>
+        <w:t xml:space="preserve"> compliant. </w:t>
+      </w:r>
+      <w:r>
+        <w:t xml:space="preserve">Rules are written in the form of SHACL shapes and are validated against data entries. Rules are flexible in </w:t>
+      </w:r>
+      <w:r>
+        <w:t>the</w:t>
+      </w:r>
+      <w:r>
+        <w:t xml:space="preserve"> sense that any rule that needs to be enforced on the data can be specified.</w:t>
+      </w:r>
     </w:p>
     <w:p>
       <w:pPr>
         <w:pStyle w:val="Heading2"/>
-      </w:pPr>
-      <w:r>
-        <w:t xml:space="preserve">LDES </w:t>
-      </w:r>
-      <w:proofErr w:type="spellStart"/>
-      <w:r>
-        <w:t>conversion</w:t>
-      </w:r>
-      <w:proofErr w:type="spellEnd"/>
+        <w:rPr>
+          <w:lang w:val="en-US"/>
+        </w:rPr>
+      </w:pPr>
+      <w:r>
+        <w:rPr>
+          <w:lang w:val="en-US"/>
+        </w:rPr>
+        <w:t>LDES conversion</w:t>
+      </w:r>
+      <w:r>
+        <w:rPr>
+          <w:lang w:val="en-US"/>
+        </w:rPr>
+        <w:t xml:space="preserve"> (In development)</w:t>
+      </w:r>
+    </w:p>
+    <w:p>
+      <w:r>
+        <w:t xml:space="preserve">The LDES conversion module is in development as a standalone module. Its goal is to convert </w:t>
+      </w:r>
+      <w:r>
+        <w:t>RDF-compliant</w:t>
+      </w:r>
+      <w:r>
+        <w:t xml:space="preserve"> data to LDES</w:t>
+      </w:r>
+      <w:r>
+        <w:t xml:space="preserve"> along with adding TREE hypermedia</w:t>
+      </w:r>
+      <w:r>
+        <w:t>.</w:t>
+      </w:r>
+      <w:r>
+        <w:t xml:space="preserve"> Currently, the module is in early development with focus on sensory observations coming from waterinfo.be. Later, </w:t>
+      </w:r>
+      <w:r>
+        <w:t>it</w:t>
+      </w:r>
+      <w:r>
+        <w:t xml:space="preserve"> will take a more general form to be compatible with all kinds of star pattern observations.</w:t>
+      </w:r>
+    </w:p>
+    <w:p>
+      <w:pPr>
+        <w:jc w:val="center"/>
+      </w:pPr>
+      <w:r>
+        <w:rPr>
+          <w:noProof/>
+        </w:rPr>
+        <w:drawing>
+          <wp:inline distT="0" distB="0" distL="0" distR="0" wp14:anchorId="5EEA6E50" wp14:editId="3B6E9C30">
+            <wp:extent cx="3939122" cy="1965960"/>
+            <wp:effectExtent l="0" t="0" r="4445" b="0"/>
+            <wp:docPr id="11610295" name="Picture 1" descr="A screenshot of a computer&#10;&#10;AI-generated content may be incorrect."/>
+            <wp:cNvGraphicFramePr>
+              <a:graphicFrameLocks xmlns:a="http://schemas.openxmlformats.org/drawingml/2006/main" noChangeAspect="1"/>
+            </wp:cNvGraphicFramePr>
+            <a:graphic xmlns:a="http://schemas.openxmlformats.org/drawingml/2006/main">
+              <a:graphicData uri="http://schemas.openxmlformats.org/drawingml/2006/picture">
+                <pic:pic xmlns:pic="http://schemas.openxmlformats.org/drawingml/2006/picture">
+                  <pic:nvPicPr>
+                    <pic:cNvPr id="11610295" name="Picture 1" descr="A screenshot of a computer&#10;&#10;AI-generated content may be incorrect."/>
+                    <pic:cNvPicPr/>
+                  </pic:nvPicPr>
+                  <pic:blipFill>
+                    <a:blip r:embed="rId17"/>
+                    <a:stretch>
+                      <a:fillRect/>
+                    </a:stretch>
+                  </pic:blipFill>
+                  <pic:spPr>
+                    <a:xfrm>
+                      <a:off x="0" y="0"/>
+                      <a:ext cx="3964168" cy="1978460"/>
+                    </a:xfrm>
+                    <a:prstGeom prst="rect">
+                      <a:avLst/>
+                    </a:prstGeom>
+                  </pic:spPr>
+                </pic:pic>
+              </a:graphicData>
+            </a:graphic>
+          </wp:inline>
+        </w:drawing>
+      </w:r>
+    </w:p>
+    <w:p>
+      <w:pPr>
+        <w:jc w:val="center"/>
+      </w:pPr>
+      <w:r>
+        <w:t>RDF-compliant data</w:t>
+      </w:r>
+    </w:p>
+    <w:p>
+      <w:pPr>
+        <w:jc w:val="center"/>
+      </w:pPr>
+      <w:r>
+        <w:rPr>
+          <w:noProof/>
+        </w:rPr>
+        <w:lastRenderedPageBreak/>
+        <w:drawing>
+          <wp:inline distT="0" distB="0" distL="0" distR="0" wp14:anchorId="20FCA193" wp14:editId="1A2BB2E0">
+            <wp:extent cx="4411980" cy="1751399"/>
+            <wp:effectExtent l="0" t="0" r="7620" b="1270"/>
+            <wp:docPr id="1389865306" name="Picture 1" descr="A screen shot of a computer program&#10;&#10;AI-generated content may be incorrect."/>
+            <wp:cNvGraphicFramePr>
+              <a:graphicFrameLocks xmlns:a="http://schemas.openxmlformats.org/drawingml/2006/main" noChangeAspect="1"/>
+            </wp:cNvGraphicFramePr>
+            <a:graphic xmlns:a="http://schemas.openxmlformats.org/drawingml/2006/main">
+              <a:graphicData uri="http://schemas.openxmlformats.org/drawingml/2006/picture">
+                <pic:pic xmlns:pic="http://schemas.openxmlformats.org/drawingml/2006/picture">
+                  <pic:nvPicPr>
+                    <pic:cNvPr id="1389865306" name="Picture 1" descr="A screen shot of a computer program&#10;&#10;AI-generated content may be incorrect."/>
+                    <pic:cNvPicPr/>
+                  </pic:nvPicPr>
+                  <pic:blipFill>
+                    <a:blip r:embed="rId18"/>
+                    <a:stretch>
+                      <a:fillRect/>
+                    </a:stretch>
+                  </pic:blipFill>
+                  <pic:spPr>
+                    <a:xfrm>
+                      <a:off x="0" y="0"/>
+                      <a:ext cx="4418346" cy="1753926"/>
+                    </a:xfrm>
+                    <a:prstGeom prst="rect">
+                      <a:avLst/>
+                    </a:prstGeom>
+                  </pic:spPr>
+                </pic:pic>
+              </a:graphicData>
+            </a:graphic>
+          </wp:inline>
+        </w:drawing>
+      </w:r>
+    </w:p>
+    <w:p>
+      <w:pPr>
+        <w:jc w:val="center"/>
+      </w:pPr>
+      <w:r>
+        <w:t>LDES data</w:t>
+      </w:r>
     </w:p>
     <w:sectPr>
       <w:pgSz w:w="11906" w:h="16838"/>
@@ -4451,932 +4480,6 @@
 </w:styles>
 </file>
 
-<file path=word/charts/chart1.xml><?xml version="1.0" encoding="utf-8"?>
-<c:chartSpace xmlns:c="http://schemas.openxmlformats.org/drawingml/2006/chart" xmlns:a="http://schemas.openxmlformats.org/drawingml/2006/main" xmlns:r="http://schemas.openxmlformats.org/officeDocument/2006/relationships" xmlns:c16r2="http://schemas.microsoft.com/office/drawing/2015/06/chart">
-  <c:date1904 val="0"/>
-  <c:lang val="en-US"/>
-  <c:roundedCorners val="0"/>
-  <mc:AlternateContent xmlns:mc="http://schemas.openxmlformats.org/markup-compatibility/2006">
-    <mc:Choice xmlns:c14="http://schemas.microsoft.com/office/drawing/2007/8/2/chart" Requires="c14">
-      <c14:style val="102"/>
-    </mc:Choice>
-    <mc:Fallback>
-      <c:style val="2"/>
-    </mc:Fallback>
-  </mc:AlternateContent>
-  <c:chart>
-    <c:title>
-      <c:tx>
-        <c:rich>
-          <a:bodyPr rot="0" spcFirstLastPara="1" vertOverflow="ellipsis" vert="horz" wrap="square" anchor="ctr" anchorCtr="1"/>
-          <a:lstStyle/>
-          <a:p>
-            <a:pPr>
-              <a:defRPr sz="1400" b="0" i="0" u="none" strike="noStrike" kern="1200" spc="0" baseline="0">
-                <a:solidFill>
-                  <a:schemeClr val="tx1">
-                    <a:lumMod val="65000"/>
-                    <a:lumOff val="35000"/>
-                  </a:schemeClr>
-                </a:solidFill>
-                <a:latin typeface="+mn-lt"/>
-                <a:ea typeface="+mn-ea"/>
-                <a:cs typeface="+mn-cs"/>
-              </a:defRPr>
-            </a:pPr>
-            <a:r>
-              <a:rPr lang="en-US"/>
-              <a:t>Post-processing</a:t>
-            </a:r>
-          </a:p>
-        </c:rich>
-      </c:tx>
-      <c:overlay val="0"/>
-      <c:spPr>
-        <a:noFill/>
-        <a:ln>
-          <a:noFill/>
-        </a:ln>
-        <a:effectLst/>
-      </c:spPr>
-      <c:txPr>
-        <a:bodyPr rot="0" spcFirstLastPara="1" vertOverflow="ellipsis" vert="horz" wrap="square" anchor="ctr" anchorCtr="1"/>
-        <a:lstStyle/>
-        <a:p>
-          <a:pPr>
-            <a:defRPr sz="1400" b="0" i="0" u="none" strike="noStrike" kern="1200" spc="0" baseline="0">
-              <a:solidFill>
-                <a:schemeClr val="tx1">
-                  <a:lumMod val="65000"/>
-                  <a:lumOff val="35000"/>
-                </a:schemeClr>
-              </a:solidFill>
-              <a:latin typeface="+mn-lt"/>
-              <a:ea typeface="+mn-ea"/>
-              <a:cs typeface="+mn-cs"/>
-            </a:defRPr>
-          </a:pPr>
-          <a:endParaRPr lang="en-US"/>
-        </a:p>
-      </c:txPr>
-    </c:title>
-    <c:autoTitleDeleted val="0"/>
-    <c:plotArea>
-      <c:layout/>
-      <c:barChart>
-        <c:barDir val="col"/>
-        <c:grouping val="clustered"/>
-        <c:varyColors val="0"/>
-        <c:ser>
-          <c:idx val="0"/>
-          <c:order val="0"/>
-          <c:tx>
-            <c:strRef>
-              <c:f>Sheet1!$B$1</c:f>
-              <c:strCache>
-                <c:ptCount val="1"/>
-                <c:pt idx="0">
-                  <c:v>Orig. size</c:v>
-                </c:pt>
-              </c:strCache>
-            </c:strRef>
-          </c:tx>
-          <c:spPr>
-            <a:solidFill>
-              <a:schemeClr val="accent1"/>
-            </a:solidFill>
-            <a:ln>
-              <a:noFill/>
-            </a:ln>
-            <a:effectLst/>
-          </c:spPr>
-          <c:invertIfNegative val="0"/>
-          <c:cat>
-            <c:strRef>
-              <c:f>Sheet1!$A$2:$A$5</c:f>
-              <c:strCache>
-                <c:ptCount val="1"/>
-                <c:pt idx="0">
-                  <c:v>Timeseries file</c:v>
-                </c:pt>
-              </c:strCache>
-            </c:strRef>
-          </c:cat>
-          <c:val>
-            <c:numRef>
-              <c:f>Sheet1!$B$2:$B$5</c:f>
-              <c:numCache>
-                <c:formatCode>General</c:formatCode>
-                <c:ptCount val="4"/>
-                <c:pt idx="0">
-                  <c:v>803</c:v>
-                </c:pt>
-              </c:numCache>
-            </c:numRef>
-          </c:val>
-          <c:extLst>
-            <c:ext xmlns:c16="http://schemas.microsoft.com/office/drawing/2014/chart" uri="{C3380CC4-5D6E-409C-BE32-E72D297353CC}">
-              <c16:uniqueId val="{00000000-70DF-4E7F-95C2-D280D00B8FA7}"/>
-            </c:ext>
-          </c:extLst>
-        </c:ser>
-        <c:ser>
-          <c:idx val="1"/>
-          <c:order val="1"/>
-          <c:tx>
-            <c:strRef>
-              <c:f>Sheet1!$C$1</c:f>
-              <c:strCache>
-                <c:ptCount val="1"/>
-                <c:pt idx="0">
-                  <c:v>With prefix</c:v>
-                </c:pt>
-              </c:strCache>
-            </c:strRef>
-          </c:tx>
-          <c:spPr>
-            <a:solidFill>
-              <a:schemeClr val="accent2"/>
-            </a:solidFill>
-            <a:ln>
-              <a:noFill/>
-            </a:ln>
-            <a:effectLst/>
-          </c:spPr>
-          <c:invertIfNegative val="0"/>
-          <c:cat>
-            <c:strRef>
-              <c:f>Sheet1!$A$2:$A$5</c:f>
-              <c:strCache>
-                <c:ptCount val="1"/>
-                <c:pt idx="0">
-                  <c:v>Timeseries file</c:v>
-                </c:pt>
-              </c:strCache>
-            </c:strRef>
-          </c:cat>
-          <c:val>
-            <c:numRef>
-              <c:f>Sheet1!$C$2:$C$5</c:f>
-              <c:numCache>
-                <c:formatCode>General</c:formatCode>
-                <c:ptCount val="4"/>
-                <c:pt idx="0">
-                  <c:v>313</c:v>
-                </c:pt>
-              </c:numCache>
-            </c:numRef>
-          </c:val>
-          <c:extLst>
-            <c:ext xmlns:c16="http://schemas.microsoft.com/office/drawing/2014/chart" uri="{C3380CC4-5D6E-409C-BE32-E72D297353CC}">
-              <c16:uniqueId val="{00000001-70DF-4E7F-95C2-D280D00B8FA7}"/>
-            </c:ext>
-          </c:extLst>
-        </c:ser>
-        <c:dLbls>
-          <c:showLegendKey val="0"/>
-          <c:showVal val="0"/>
-          <c:showCatName val="0"/>
-          <c:showSerName val="0"/>
-          <c:showPercent val="0"/>
-          <c:showBubbleSize val="0"/>
-        </c:dLbls>
-        <c:gapWidth val="219"/>
-        <c:overlap val="-27"/>
-        <c:axId val="1593211967"/>
-        <c:axId val="1593206207"/>
-      </c:barChart>
-      <c:catAx>
-        <c:axId val="1593211967"/>
-        <c:scaling>
-          <c:orientation val="minMax"/>
-        </c:scaling>
-        <c:delete val="0"/>
-        <c:axPos val="b"/>
-        <c:numFmt formatCode="General" sourceLinked="1"/>
-        <c:majorTickMark val="none"/>
-        <c:minorTickMark val="none"/>
-        <c:tickLblPos val="nextTo"/>
-        <c:spPr>
-          <a:noFill/>
-          <a:ln w="9525" cap="flat" cmpd="sng" algn="ctr">
-            <a:solidFill>
-              <a:schemeClr val="tx1">
-                <a:lumMod val="15000"/>
-                <a:lumOff val="85000"/>
-              </a:schemeClr>
-            </a:solidFill>
-            <a:round/>
-          </a:ln>
-          <a:effectLst/>
-        </c:spPr>
-        <c:txPr>
-          <a:bodyPr rot="-60000000" spcFirstLastPara="1" vertOverflow="ellipsis" vert="horz" wrap="square" anchor="ctr" anchorCtr="1"/>
-          <a:lstStyle/>
-          <a:p>
-            <a:pPr>
-              <a:defRPr sz="900" b="0" i="0" u="none" strike="noStrike" kern="1200" baseline="0">
-                <a:solidFill>
-                  <a:schemeClr val="tx1">
-                    <a:lumMod val="65000"/>
-                    <a:lumOff val="35000"/>
-                  </a:schemeClr>
-                </a:solidFill>
-                <a:latin typeface="+mn-lt"/>
-                <a:ea typeface="+mn-ea"/>
-                <a:cs typeface="+mn-cs"/>
-              </a:defRPr>
-            </a:pPr>
-            <a:endParaRPr lang="en-US"/>
-          </a:p>
-        </c:txPr>
-        <c:crossAx val="1593206207"/>
-        <c:crosses val="autoZero"/>
-        <c:auto val="1"/>
-        <c:lblAlgn val="ctr"/>
-        <c:lblOffset val="100"/>
-        <c:noMultiLvlLbl val="0"/>
-      </c:catAx>
-      <c:valAx>
-        <c:axId val="1593206207"/>
-        <c:scaling>
-          <c:orientation val="minMax"/>
-        </c:scaling>
-        <c:delete val="0"/>
-        <c:axPos val="l"/>
-        <c:majorGridlines>
-          <c:spPr>
-            <a:ln w="9525" cap="flat" cmpd="sng" algn="ctr">
-              <a:solidFill>
-                <a:schemeClr val="tx1">
-                  <a:lumMod val="15000"/>
-                  <a:lumOff val="85000"/>
-                </a:schemeClr>
-              </a:solidFill>
-              <a:round/>
-            </a:ln>
-            <a:effectLst/>
-          </c:spPr>
-        </c:majorGridlines>
-        <c:numFmt formatCode="General" sourceLinked="1"/>
-        <c:majorTickMark val="none"/>
-        <c:minorTickMark val="none"/>
-        <c:tickLblPos val="nextTo"/>
-        <c:spPr>
-          <a:noFill/>
-          <a:ln>
-            <a:noFill/>
-          </a:ln>
-          <a:effectLst/>
-        </c:spPr>
-        <c:txPr>
-          <a:bodyPr rot="-60000000" spcFirstLastPara="1" vertOverflow="ellipsis" vert="horz" wrap="square" anchor="ctr" anchorCtr="1"/>
-          <a:lstStyle/>
-          <a:p>
-            <a:pPr>
-              <a:defRPr sz="900" b="0" i="0" u="none" strike="noStrike" kern="1200" baseline="0">
-                <a:solidFill>
-                  <a:schemeClr val="tx1">
-                    <a:lumMod val="65000"/>
-                    <a:lumOff val="35000"/>
-                  </a:schemeClr>
-                </a:solidFill>
-                <a:latin typeface="+mn-lt"/>
-                <a:ea typeface="+mn-ea"/>
-                <a:cs typeface="+mn-cs"/>
-              </a:defRPr>
-            </a:pPr>
-            <a:endParaRPr lang="en-US"/>
-          </a:p>
-        </c:txPr>
-        <c:crossAx val="1593211967"/>
-        <c:crosses val="autoZero"/>
-        <c:crossBetween val="between"/>
-      </c:valAx>
-      <c:spPr>
-        <a:noFill/>
-        <a:ln>
-          <a:noFill/>
-        </a:ln>
-        <a:effectLst/>
-      </c:spPr>
-    </c:plotArea>
-    <c:legend>
-      <c:legendPos val="b"/>
-      <c:overlay val="0"/>
-      <c:spPr>
-        <a:noFill/>
-        <a:ln>
-          <a:noFill/>
-        </a:ln>
-        <a:effectLst/>
-      </c:spPr>
-      <c:txPr>
-        <a:bodyPr rot="0" spcFirstLastPara="1" vertOverflow="ellipsis" vert="horz" wrap="square" anchor="ctr" anchorCtr="1"/>
-        <a:lstStyle/>
-        <a:p>
-          <a:pPr>
-            <a:defRPr sz="900" b="0" i="0" u="none" strike="noStrike" kern="1200" baseline="0">
-              <a:solidFill>
-                <a:schemeClr val="tx1">
-                  <a:lumMod val="65000"/>
-                  <a:lumOff val="35000"/>
-                </a:schemeClr>
-              </a:solidFill>
-              <a:latin typeface="+mn-lt"/>
-              <a:ea typeface="+mn-ea"/>
-              <a:cs typeface="+mn-cs"/>
-            </a:defRPr>
-          </a:pPr>
-          <a:endParaRPr lang="en-US"/>
-        </a:p>
-      </c:txPr>
-    </c:legend>
-    <c:plotVisOnly val="1"/>
-    <c:dispBlanksAs val="gap"/>
-    <c:extLst>
-      <c:ext xmlns:c16r3="http://schemas.microsoft.com/office/drawing/2017/03/chart" uri="{56B9EC1D-385E-4148-901F-78D8002777C0}">
-        <c16r3:dataDisplayOptions16>
-          <c16r3:dispNaAsBlank val="1"/>
-        </c16r3:dataDisplayOptions16>
-      </c:ext>
-    </c:extLst>
-    <c:showDLblsOverMax val="0"/>
-  </c:chart>
-  <c:spPr>
-    <a:solidFill>
-      <a:schemeClr val="bg1"/>
-    </a:solidFill>
-    <a:ln w="9525" cap="flat" cmpd="sng" algn="ctr">
-      <a:solidFill>
-        <a:schemeClr val="tx1">
-          <a:lumMod val="15000"/>
-          <a:lumOff val="85000"/>
-        </a:schemeClr>
-      </a:solidFill>
-      <a:round/>
-    </a:ln>
-    <a:effectLst/>
-  </c:spPr>
-  <c:txPr>
-    <a:bodyPr/>
-    <a:lstStyle/>
-    <a:p>
-      <a:pPr>
-        <a:defRPr/>
-      </a:pPr>
-      <a:endParaRPr lang="en-US"/>
-    </a:p>
-  </c:txPr>
-  <c:externalData r:id="rId3">
-    <c:autoUpdate val="0"/>
-  </c:externalData>
-</c:chartSpace>
-</file>
-
-<file path=word/charts/colors1.xml><?xml version="1.0" encoding="utf-8"?>
-<cs:colorStyle xmlns:cs="http://schemas.microsoft.com/office/drawing/2012/chartStyle" xmlns:a="http://schemas.openxmlformats.org/drawingml/2006/main" meth="cycle" id="10">
-  <a:schemeClr val="accent1"/>
-  <a:schemeClr val="accent2"/>
-  <a:schemeClr val="accent3"/>
-  <a:schemeClr val="accent4"/>
-  <a:schemeClr val="accent5"/>
-  <a:schemeClr val="accent6"/>
-  <cs:variation/>
-  <cs:variation>
-    <a:lumMod val="60000"/>
-  </cs:variation>
-  <cs:variation>
-    <a:lumMod val="80000"/>
-    <a:lumOff val="20000"/>
-  </cs:variation>
-  <cs:variation>
-    <a:lumMod val="80000"/>
-  </cs:variation>
-  <cs:variation>
-    <a:lumMod val="60000"/>
-    <a:lumOff val="40000"/>
-  </cs:variation>
-  <cs:variation>
-    <a:lumMod val="50000"/>
-  </cs:variation>
-  <cs:variation>
-    <a:lumMod val="70000"/>
-    <a:lumOff val="30000"/>
-  </cs:variation>
-  <cs:variation>
-    <a:lumMod val="70000"/>
-  </cs:variation>
-  <cs:variation>
-    <a:lumMod val="50000"/>
-    <a:lumOff val="50000"/>
-  </cs:variation>
-</cs:colorStyle>
-</file>
-
-<file path=word/charts/style1.xml><?xml version="1.0" encoding="utf-8"?>
-<cs:chartStyle xmlns:cs="http://schemas.microsoft.com/office/drawing/2012/chartStyle" xmlns:a="http://schemas.openxmlformats.org/drawingml/2006/main" id="201">
-  <cs:axisTitle>
-    <cs:lnRef idx="0"/>
-    <cs:fillRef idx="0"/>
-    <cs:effectRef idx="0"/>
-    <cs:fontRef idx="minor">
-      <a:schemeClr val="tx1">
-        <a:lumMod val="65000"/>
-        <a:lumOff val="35000"/>
-      </a:schemeClr>
-    </cs:fontRef>
-    <cs:defRPr sz="1000" kern="1200"/>
-  </cs:axisTitle>
-  <cs:categoryAxis>
-    <cs:lnRef idx="0"/>
-    <cs:fillRef idx="0"/>
-    <cs:effectRef idx="0"/>
-    <cs:fontRef idx="minor">
-      <a:schemeClr val="tx1">
-        <a:lumMod val="65000"/>
-        <a:lumOff val="35000"/>
-      </a:schemeClr>
-    </cs:fontRef>
-    <cs:spPr>
-      <a:ln w="9525" cap="flat" cmpd="sng" algn="ctr">
-        <a:solidFill>
-          <a:schemeClr val="tx1">
-            <a:lumMod val="15000"/>
-            <a:lumOff val="85000"/>
-          </a:schemeClr>
-        </a:solidFill>
-        <a:round/>
-      </a:ln>
-    </cs:spPr>
-    <cs:defRPr sz="900" kern="1200"/>
-  </cs:categoryAxis>
-  <cs:chartArea mods="allowNoFillOverride allowNoLineOverride">
-    <cs:lnRef idx="0"/>
-    <cs:fillRef idx="0"/>
-    <cs:effectRef idx="0"/>
-    <cs:fontRef idx="minor">
-      <a:schemeClr val="tx1"/>
-    </cs:fontRef>
-    <cs:spPr>
-      <a:solidFill>
-        <a:schemeClr val="bg1"/>
-      </a:solidFill>
-      <a:ln w="9525" cap="flat" cmpd="sng" algn="ctr">
-        <a:solidFill>
-          <a:schemeClr val="tx1">
-            <a:lumMod val="15000"/>
-            <a:lumOff val="85000"/>
-          </a:schemeClr>
-        </a:solidFill>
-        <a:round/>
-      </a:ln>
-    </cs:spPr>
-    <cs:defRPr sz="1000" kern="1200"/>
-  </cs:chartArea>
-  <cs:dataLabel>
-    <cs:lnRef idx="0"/>
-    <cs:fillRef idx="0"/>
-    <cs:effectRef idx="0"/>
-    <cs:fontRef idx="minor">
-      <a:schemeClr val="tx1">
-        <a:lumMod val="75000"/>
-        <a:lumOff val="25000"/>
-      </a:schemeClr>
-    </cs:fontRef>
-    <cs:defRPr sz="900" kern="1200"/>
-  </cs:dataLabel>
-  <cs:dataLabelCallout>
-    <cs:lnRef idx="0"/>
-    <cs:fillRef idx="0"/>
-    <cs:effectRef idx="0"/>
-    <cs:fontRef idx="minor">
-      <a:schemeClr val="dk1">
-        <a:lumMod val="65000"/>
-        <a:lumOff val="35000"/>
-      </a:schemeClr>
-    </cs:fontRef>
-    <cs:spPr>
-      <a:solidFill>
-        <a:schemeClr val="lt1"/>
-      </a:solidFill>
-      <a:ln>
-        <a:solidFill>
-          <a:schemeClr val="dk1">
-            <a:lumMod val="25000"/>
-            <a:lumOff val="75000"/>
-          </a:schemeClr>
-        </a:solidFill>
-      </a:ln>
-    </cs:spPr>
-    <cs:defRPr sz="900" kern="1200"/>
-    <cs:bodyPr rot="0" spcFirstLastPara="1" vertOverflow="clip" horzOverflow="clip" vert="horz" wrap="square" lIns="36576" tIns="18288" rIns="36576" bIns="18288" anchor="ctr" anchorCtr="1">
-      <a:spAutoFit/>
-    </cs:bodyPr>
-  </cs:dataLabelCallout>
-  <cs:dataPoint>
-    <cs:lnRef idx="0"/>
-    <cs:fillRef idx="1">
-      <cs:styleClr val="auto"/>
-    </cs:fillRef>
-    <cs:effectRef idx="0"/>
-    <cs:fontRef idx="minor">
-      <a:schemeClr val="tx1"/>
-    </cs:fontRef>
-  </cs:dataPoint>
-  <cs:dataPoint3D>
-    <cs:lnRef idx="0"/>
-    <cs:fillRef idx="1">
-      <cs:styleClr val="auto"/>
-    </cs:fillRef>
-    <cs:effectRef idx="0"/>
-    <cs:fontRef idx="minor">
-      <a:schemeClr val="tx1"/>
-    </cs:fontRef>
-  </cs:dataPoint3D>
-  <cs:dataPointLine>
-    <cs:lnRef idx="0">
-      <cs:styleClr val="auto"/>
-    </cs:lnRef>
-    <cs:fillRef idx="1"/>
-    <cs:effectRef idx="0"/>
-    <cs:fontRef idx="minor">
-      <a:schemeClr val="tx1"/>
-    </cs:fontRef>
-    <cs:spPr>
-      <a:ln w="28575" cap="rnd">
-        <a:solidFill>
-          <a:schemeClr val="phClr"/>
-        </a:solidFill>
-        <a:round/>
-      </a:ln>
-    </cs:spPr>
-  </cs:dataPointLine>
-  <cs:dataPointMarker>
-    <cs:lnRef idx="0">
-      <cs:styleClr val="auto"/>
-    </cs:lnRef>
-    <cs:fillRef idx="1">
-      <cs:styleClr val="auto"/>
-    </cs:fillRef>
-    <cs:effectRef idx="0"/>
-    <cs:fontRef idx="minor">
-      <a:schemeClr val="tx1"/>
-    </cs:fontRef>
-    <cs:spPr>
-      <a:ln w="9525">
-        <a:solidFill>
-          <a:schemeClr val="phClr"/>
-        </a:solidFill>
-      </a:ln>
-    </cs:spPr>
-  </cs:dataPointMarker>
-  <cs:dataPointMarkerLayout symbol="circle" size="5"/>
-  <cs:dataPointWireframe>
-    <cs:lnRef idx="0">
-      <cs:styleClr val="auto"/>
-    </cs:lnRef>
-    <cs:fillRef idx="1"/>
-    <cs:effectRef idx="0"/>
-    <cs:fontRef idx="minor">
-      <a:schemeClr val="tx1"/>
-    </cs:fontRef>
-    <cs:spPr>
-      <a:ln w="9525" cap="rnd">
-        <a:solidFill>
-          <a:schemeClr val="phClr"/>
-        </a:solidFill>
-        <a:round/>
-      </a:ln>
-    </cs:spPr>
-  </cs:dataPointWireframe>
-  <cs:dataTable>
-    <cs:lnRef idx="0"/>
-    <cs:fillRef idx="0"/>
-    <cs:effectRef idx="0"/>
-    <cs:fontRef idx="minor">
-      <a:schemeClr val="tx1">
-        <a:lumMod val="65000"/>
-        <a:lumOff val="35000"/>
-      </a:schemeClr>
-    </cs:fontRef>
-    <cs:spPr>
-      <a:noFill/>
-      <a:ln w="9525" cap="flat" cmpd="sng" algn="ctr">
-        <a:solidFill>
-          <a:schemeClr val="tx1">
-            <a:lumMod val="15000"/>
-            <a:lumOff val="85000"/>
-          </a:schemeClr>
-        </a:solidFill>
-        <a:round/>
-      </a:ln>
-    </cs:spPr>
-    <cs:defRPr sz="900" kern="1200"/>
-  </cs:dataTable>
-  <cs:downBar>
-    <cs:lnRef idx="0"/>
-    <cs:fillRef idx="0"/>
-    <cs:effectRef idx="0"/>
-    <cs:fontRef idx="minor">
-      <a:schemeClr val="dk1"/>
-    </cs:fontRef>
-    <cs:spPr>
-      <a:solidFill>
-        <a:schemeClr val="dk1">
-          <a:lumMod val="65000"/>
-          <a:lumOff val="35000"/>
-        </a:schemeClr>
-      </a:solidFill>
-      <a:ln w="9525">
-        <a:solidFill>
-          <a:schemeClr val="tx1">
-            <a:lumMod val="65000"/>
-            <a:lumOff val="35000"/>
-          </a:schemeClr>
-        </a:solidFill>
-      </a:ln>
-    </cs:spPr>
-  </cs:downBar>
-  <cs:dropLine>
-    <cs:lnRef idx="0"/>
-    <cs:fillRef idx="0"/>
-    <cs:effectRef idx="0"/>
-    <cs:fontRef idx="minor">
-      <a:schemeClr val="tx1"/>
-    </cs:fontRef>
-    <cs:spPr>
-      <a:ln w="9525" cap="flat" cmpd="sng" algn="ctr">
-        <a:solidFill>
-          <a:schemeClr val="tx1">
-            <a:lumMod val="35000"/>
-            <a:lumOff val="65000"/>
-          </a:schemeClr>
-        </a:solidFill>
-        <a:round/>
-      </a:ln>
-    </cs:spPr>
-  </cs:dropLine>
-  <cs:errorBar>
-    <cs:lnRef idx="0"/>
-    <cs:fillRef idx="0"/>
-    <cs:effectRef idx="0"/>
-    <cs:fontRef idx="minor">
-      <a:schemeClr val="tx1"/>
-    </cs:fontRef>
-    <cs:spPr>
-      <a:ln w="9525" cap="flat" cmpd="sng" algn="ctr">
-        <a:solidFill>
-          <a:schemeClr val="tx1">
-            <a:lumMod val="65000"/>
-            <a:lumOff val="35000"/>
-          </a:schemeClr>
-        </a:solidFill>
-        <a:round/>
-      </a:ln>
-    </cs:spPr>
-  </cs:errorBar>
-  <cs:floor>
-    <cs:lnRef idx="0"/>
-    <cs:fillRef idx="0"/>
-    <cs:effectRef idx="0"/>
-    <cs:fontRef idx="minor">
-      <a:schemeClr val="tx1"/>
-    </cs:fontRef>
-    <cs:spPr>
-      <a:noFill/>
-      <a:ln>
-        <a:noFill/>
-      </a:ln>
-    </cs:spPr>
-  </cs:floor>
-  <cs:gridlineMajor>
-    <cs:lnRef idx="0"/>
-    <cs:fillRef idx="0"/>
-    <cs:effectRef idx="0"/>
-    <cs:fontRef idx="minor">
-      <a:schemeClr val="tx1"/>
-    </cs:fontRef>
-    <cs:spPr>
-      <a:ln w="9525" cap="flat" cmpd="sng" algn="ctr">
-        <a:solidFill>
-          <a:schemeClr val="tx1">
-            <a:lumMod val="15000"/>
-            <a:lumOff val="85000"/>
-          </a:schemeClr>
-        </a:solidFill>
-        <a:round/>
-      </a:ln>
-    </cs:spPr>
-  </cs:gridlineMajor>
-  <cs:gridlineMinor>
-    <cs:lnRef idx="0"/>
-    <cs:fillRef idx="0"/>
-    <cs:effectRef idx="0"/>
-    <cs:fontRef idx="minor">
-      <a:schemeClr val="tx1"/>
-    </cs:fontRef>
-    <cs:spPr>
-      <a:ln w="9525" cap="flat" cmpd="sng" algn="ctr">
-        <a:solidFill>
-          <a:schemeClr val="tx1">
-            <a:lumMod val="5000"/>
-            <a:lumOff val="95000"/>
-          </a:schemeClr>
-        </a:solidFill>
-        <a:round/>
-      </a:ln>
-    </cs:spPr>
-  </cs:gridlineMinor>
-  <cs:hiLoLine>
-    <cs:lnRef idx="0"/>
-    <cs:fillRef idx="0"/>
-    <cs:effectRef idx="0"/>
-    <cs:fontRef idx="minor">
-      <a:schemeClr val="tx1"/>
-    </cs:fontRef>
-    <cs:spPr>
-      <a:ln w="9525" cap="flat" cmpd="sng" algn="ctr">
-        <a:solidFill>
-          <a:schemeClr val="tx1">
-            <a:lumMod val="75000"/>
-            <a:lumOff val="25000"/>
-          </a:schemeClr>
-        </a:solidFill>
-        <a:round/>
-      </a:ln>
-    </cs:spPr>
-  </cs:hiLoLine>
-  <cs:leaderLine>
-    <cs:lnRef idx="0"/>
-    <cs:fillRef idx="0"/>
-    <cs:effectRef idx="0"/>
-    <cs:fontRef idx="minor">
-      <a:schemeClr val="tx1"/>
-    </cs:fontRef>
-    <cs:spPr>
-      <a:ln w="9525" cap="flat" cmpd="sng" algn="ctr">
-        <a:solidFill>
-          <a:schemeClr val="tx1">
-            <a:lumMod val="35000"/>
-            <a:lumOff val="65000"/>
-          </a:schemeClr>
-        </a:solidFill>
-        <a:round/>
-      </a:ln>
-    </cs:spPr>
-  </cs:leaderLine>
-  <cs:legend>
-    <cs:lnRef idx="0"/>
-    <cs:fillRef idx="0"/>
-    <cs:effectRef idx="0"/>
-    <cs:fontRef idx="minor">
-      <a:schemeClr val="tx1">
-        <a:lumMod val="65000"/>
-        <a:lumOff val="35000"/>
-      </a:schemeClr>
-    </cs:fontRef>
-    <cs:defRPr sz="900" kern="1200"/>
-  </cs:legend>
-  <cs:plotArea mods="allowNoFillOverride allowNoLineOverride">
-    <cs:lnRef idx="0"/>
-    <cs:fillRef idx="0"/>
-    <cs:effectRef idx="0"/>
-    <cs:fontRef idx="minor">
-      <a:schemeClr val="tx1"/>
-    </cs:fontRef>
-  </cs:plotArea>
-  <cs:plotArea3D mods="allowNoFillOverride allowNoLineOverride">
-    <cs:lnRef idx="0"/>
-    <cs:fillRef idx="0"/>
-    <cs:effectRef idx="0"/>
-    <cs:fontRef idx="minor">
-      <a:schemeClr val="tx1"/>
-    </cs:fontRef>
-  </cs:plotArea3D>
-  <cs:seriesAxis>
-    <cs:lnRef idx="0"/>
-    <cs:fillRef idx="0"/>
-    <cs:effectRef idx="0"/>
-    <cs:fontRef idx="minor">
-      <a:schemeClr val="tx1">
-        <a:lumMod val="65000"/>
-        <a:lumOff val="35000"/>
-      </a:schemeClr>
-    </cs:fontRef>
-    <cs:defRPr sz="900" kern="1200"/>
-  </cs:seriesAxis>
-  <cs:seriesLine>
-    <cs:lnRef idx="0"/>
-    <cs:fillRef idx="0"/>
-    <cs:effectRef idx="0"/>
-    <cs:fontRef idx="minor">
-      <a:schemeClr val="tx1"/>
-    </cs:fontRef>
-    <cs:spPr>
-      <a:ln w="9525" cap="flat" cmpd="sng" algn="ctr">
-        <a:solidFill>
-          <a:schemeClr val="tx1">
-            <a:lumMod val="35000"/>
-            <a:lumOff val="65000"/>
-          </a:schemeClr>
-        </a:solidFill>
-        <a:round/>
-      </a:ln>
-    </cs:spPr>
-  </cs:seriesLine>
-  <cs:title>
-    <cs:lnRef idx="0"/>
-    <cs:fillRef idx="0"/>
-    <cs:effectRef idx="0"/>
-    <cs:fontRef idx="minor">
-      <a:schemeClr val="tx1">
-        <a:lumMod val="65000"/>
-        <a:lumOff val="35000"/>
-      </a:schemeClr>
-    </cs:fontRef>
-    <cs:defRPr sz="1400" b="0" kern="1200" spc="0" baseline="0"/>
-  </cs:title>
-  <cs:trendline>
-    <cs:lnRef idx="0">
-      <cs:styleClr val="auto"/>
-    </cs:lnRef>
-    <cs:fillRef idx="0"/>
-    <cs:effectRef idx="0"/>
-    <cs:fontRef idx="minor">
-      <a:schemeClr val="tx1"/>
-    </cs:fontRef>
-    <cs:spPr>
-      <a:ln w="19050" cap="rnd">
-        <a:solidFill>
-          <a:schemeClr val="phClr"/>
-        </a:solidFill>
-        <a:prstDash val="sysDot"/>
-      </a:ln>
-    </cs:spPr>
-  </cs:trendline>
-  <cs:trendlineLabel>
-    <cs:lnRef idx="0"/>
-    <cs:fillRef idx="0"/>
-    <cs:effectRef idx="0"/>
-    <cs:fontRef idx="minor">
-      <a:schemeClr val="tx1">
-        <a:lumMod val="65000"/>
-        <a:lumOff val="35000"/>
-      </a:schemeClr>
-    </cs:fontRef>
-    <cs:defRPr sz="900" kern="1200"/>
-  </cs:trendlineLabel>
-  <cs:upBar>
-    <cs:lnRef idx="0"/>
-    <cs:fillRef idx="0"/>
-    <cs:effectRef idx="0"/>
-    <cs:fontRef idx="minor">
-      <a:schemeClr val="dk1"/>
-    </cs:fontRef>
-    <cs:spPr>
-      <a:solidFill>
-        <a:schemeClr val="lt1"/>
-      </a:solidFill>
-      <a:ln w="9525">
-        <a:solidFill>
-          <a:schemeClr val="tx1">
-            <a:lumMod val="15000"/>
-            <a:lumOff val="85000"/>
-          </a:schemeClr>
-        </a:solidFill>
-      </a:ln>
-    </cs:spPr>
-  </cs:upBar>
-  <cs:valueAxis>
-    <cs:lnRef idx="0"/>
-    <cs:fillRef idx="0"/>
-    <cs:effectRef idx="0"/>
-    <cs:fontRef idx="minor">
-      <a:schemeClr val="tx1">
-        <a:lumMod val="65000"/>
-        <a:lumOff val="35000"/>
-      </a:schemeClr>
-    </cs:fontRef>
-    <cs:defRPr sz="900" kern="1200"/>
-  </cs:valueAxis>
-  <cs:wall>
-    <cs:lnRef idx="0"/>
-    <cs:fillRef idx="0"/>
-    <cs:effectRef idx="0"/>
-    <cs:fontRef idx="minor">
-      <a:schemeClr val="tx1"/>
-    </cs:fontRef>
-    <cs:spPr>
-      <a:noFill/>
-      <a:ln>
-        <a:noFill/>
-      </a:ln>
-    </cs:spPr>
-  </cs:wall>
-</cs:chartStyle>
-</file>
-
 <file path=word/theme/theme1.xml><?xml version="1.0" encoding="utf-8"?>
 <a:theme xmlns:a="http://schemas.openxmlformats.org/drawingml/2006/main" name="2022_VITO_ppt_16-9">
   <a:themeElements>

--- a/Documentation.docx
+++ b/Documentation.docx
@@ -17,12 +17,38 @@
       </w:r>
     </w:p>
     <w:p>
+      <w:pPr>
+        <w:pStyle w:val="Heading1"/>
+        <w:rPr>
+          <w:lang w:val="en-US"/>
+        </w:rPr>
+      </w:pPr>
+      <w:r>
+        <w:rPr>
+          <w:lang w:val="en-US"/>
+        </w:rPr>
+        <w:t xml:space="preserve">Link: </w:t>
+      </w:r>
+      <w:hyperlink r:id="rId7" w:history="1">
+        <w:r>
+          <w:rPr>
+            <w:rStyle w:val="Hyperlink"/>
+            <w:lang w:val="en-US"/>
+          </w:rPr>
+          <w:t>https://github.com/ShehabEldeenAyman/WaterInfo</w:t>
+        </w:r>
+      </w:hyperlink>
+    </w:p>
+    <w:p>
       <w:r>
         <w:t>This is the repository for waterinfo.be use case designed to transform sensory data into a linked data event stream. The stream should be web accessible and easy to fetch, store, and query.</w:t>
       </w:r>
     </w:p>
     <w:p>
       <w:r>
+        <w:rPr>
+          <w:noProof/>
+        </w:rPr>
         <w:drawing>
           <wp:inline distT="0" distB="0" distL="0" distR="0" wp14:anchorId="572EECB3" wp14:editId="3BFDB3E3">
             <wp:extent cx="5731510" cy="2546985"/>
@@ -53,7 +79,7 @@
                     </pic:cNvPicPr>
                   </pic:nvPicPr>
                   <pic:blipFill>
-                    <a:blip r:embed="rId7" cstate="print">
+                    <a:blip r:embed="rId8" cstate="print">
                       <a:extLst>
                         <a:ext uri="{28A0092B-C50C-407E-A947-70E740481C1C}">
                           <a14:useLocalDpi xmlns:a14="http://schemas.microsoft.com/office/drawing/2010/main" val="0"/>
@@ -235,12 +261,15 @@
         <w:jc w:val="center"/>
       </w:pPr>
       <w:r>
+        <w:rPr>
+          <w:noProof/>
+        </w:rPr>
         <w:drawing>
           <wp:inline distT="0" distB="0" distL="0" distR="0" wp14:anchorId="6C4771BC" wp14:editId="6A090786">
             <wp:extent cx="1615440" cy="845667"/>
             <wp:effectExtent l="0" t="0" r="0" b="0"/>
             <wp:docPr id="2050" name="Picture 2" descr="logo1">
-              <a:hlinkClick xmlns:a="http://schemas.openxmlformats.org/drawingml/2006/main" r:id="rId8"/>
+              <a:hlinkClick xmlns:a="http://schemas.openxmlformats.org/drawingml/2006/main" r:id="rId9"/>
               <a:extLst xmlns:a="http://schemas.openxmlformats.org/drawingml/2006/main">
                 <a:ext uri="{FF2B5EF4-FFF2-40B4-BE49-F238E27FC236}">
                   <a16:creationId xmlns:a16="http://schemas.microsoft.com/office/drawing/2014/main" id="{E5CA6B81-4CBB-839D-9F9B-CDF60DF732C4}"/>
@@ -255,7 +284,7 @@
                 <pic:pic xmlns:pic="http://schemas.openxmlformats.org/drawingml/2006/picture">
                   <pic:nvPicPr>
                     <pic:cNvPr id="2050" name="Picture 2" descr="logo1">
-                      <a:hlinkClick r:id="rId8"/>
+                      <a:hlinkClick r:id="rId9"/>
                       <a:extLst>
                         <a:ext uri="{FF2B5EF4-FFF2-40B4-BE49-F238E27FC236}">
                           <a16:creationId xmlns:a16="http://schemas.microsoft.com/office/drawing/2014/main" id="{E5CA6B81-4CBB-839D-9F9B-CDF60DF732C4}"/>
@@ -267,7 +296,7 @@
                     </pic:cNvPicPr>
                   </pic:nvPicPr>
                   <pic:blipFill>
-                    <a:blip r:embed="rId9">
+                    <a:blip r:embed="rId10">
                       <a:extLst>
                         <a:ext uri="{28A0092B-C50C-407E-A947-70E740481C1C}">
                           <a14:useLocalDpi xmlns:a14="http://schemas.microsoft.com/office/drawing/2010/main" val="0"/>
@@ -296,12 +325,15 @@
         </w:drawing>
       </w:r>
       <w:r>
+        <w:rPr>
+          <w:noProof/>
+        </w:rPr>
         <w:drawing>
           <wp:inline distT="0" distB="0" distL="0" distR="0" wp14:anchorId="52062A11" wp14:editId="106FBE21">
             <wp:extent cx="1501140" cy="785832"/>
             <wp:effectExtent l="0" t="0" r="0" b="0"/>
             <wp:docPr id="2051" name="Picture 3" descr="logo2">
-              <a:hlinkClick xmlns:a="http://schemas.openxmlformats.org/drawingml/2006/main" r:id="rId10"/>
+              <a:hlinkClick xmlns:a="http://schemas.openxmlformats.org/drawingml/2006/main" r:id="rId11"/>
               <a:extLst xmlns:a="http://schemas.openxmlformats.org/drawingml/2006/main">
                 <a:ext uri="{FF2B5EF4-FFF2-40B4-BE49-F238E27FC236}">
                   <a16:creationId xmlns:a16="http://schemas.microsoft.com/office/drawing/2014/main" id="{C08197E8-A3D3-A76E-B83B-D241F2347029}"/>
@@ -316,7 +348,7 @@
                 <pic:pic xmlns:pic="http://schemas.openxmlformats.org/drawingml/2006/picture">
                   <pic:nvPicPr>
                     <pic:cNvPr id="2051" name="Picture 3" descr="logo2">
-                      <a:hlinkClick r:id="rId10"/>
+                      <a:hlinkClick r:id="rId11"/>
                       <a:extLst>
                         <a:ext uri="{FF2B5EF4-FFF2-40B4-BE49-F238E27FC236}">
                           <a16:creationId xmlns:a16="http://schemas.microsoft.com/office/drawing/2014/main" id="{C08197E8-A3D3-A76E-B83B-D241F2347029}"/>
@@ -328,7 +360,7 @@
                     </pic:cNvPicPr>
                   </pic:nvPicPr>
                   <pic:blipFill>
-                    <a:blip r:embed="rId11">
+                    <a:blip r:embed="rId12">
                       <a:extLst>
                         <a:ext uri="{28A0092B-C50C-407E-A947-70E740481C1C}">
                           <a14:useLocalDpi xmlns:a14="http://schemas.microsoft.com/office/drawing/2010/main" val="0"/>
@@ -536,6 +568,9 @@
     </w:p>
     <w:p>
       <w:r>
+        <w:rPr>
+          <w:noProof/>
+        </w:rPr>
         <w:drawing>
           <wp:inline distT="0" distB="0" distL="0" distR="0" wp14:anchorId="7763193A" wp14:editId="5AD658F1">
             <wp:extent cx="5731510" cy="1852930"/>
@@ -566,7 +601,7 @@
                     </pic:cNvPicPr>
                   </pic:nvPicPr>
                   <pic:blipFill>
-                    <a:blip r:embed="rId12" cstate="print">
+                    <a:blip r:embed="rId13" cstate="print">
                       <a:extLst>
                         <a:ext uri="{28A0092B-C50C-407E-A947-70E740481C1C}">
                           <a14:useLocalDpi xmlns:a14="http://schemas.microsoft.com/office/drawing/2010/main" val="0"/>
@@ -621,13 +656,7 @@
     </w:p>
     <w:p>
       <w:r>
-        <w:t xml:space="preserve">The first step is to fetch data from Waterinfo.be. The data is divided between </w:t>
-      </w:r>
-      <w:r>
-        <w:t>VMM (Vlaamse Milieumaatschappij) and  HIC (Hydrologisch Informatiecentrum)</w:t>
-      </w:r>
-      <w:r>
-        <w:t xml:space="preserve"> with separate APIs.</w:t>
+        <w:t>The first step is to fetch data from Waterinfo.be. The data is divided between VMM (Vlaamse Milieumaatschappij) and  HIC (Hydrologisch Informatiecentrum) with separate APIs.</w:t>
       </w:r>
     </w:p>
     <w:p>
@@ -642,7 +671,7 @@
       <w:r>
         <w:t xml:space="preserve">The data scrapper has been built as a standalone module that can be used separately. Please refer for Waterinfo.be for usage limits and API keys. The module can be found separately through this link: </w:t>
       </w:r>
-      <w:hyperlink r:id="rId13" w:history="1">
+      <w:hyperlink r:id="rId14" w:history="1">
         <w:r>
           <w:rPr>
             <w:rStyle w:val="Hyperlink"/>
@@ -662,13 +691,7 @@
         <w:rPr>
           <w:lang w:val="en-US"/>
         </w:rPr>
-        <w:t xml:space="preserve">Group list </w:t>
-      </w:r>
-      <w:r>
-        <w:rPr>
-          <w:lang w:val="en-US"/>
-        </w:rPr>
-        <w:t>attributes</w:t>
+        <w:t>Group list attributes</w:t>
       </w:r>
     </w:p>
     <w:p>
@@ -1477,13 +1500,7 @@
         <w:t>to adjust</w:t>
       </w:r>
       <w:r>
-        <w:t xml:space="preserve"> attributes fetched from Waterinfo.be to be URI compliant. Names that include spaces or unsupported characters are modified. Also, unit measurements are changed to be UCUM “</w:t>
-      </w:r>
-      <w:r>
-        <w:t>Unified Code for Units of Measure</w:t>
-      </w:r>
-      <w:r>
-        <w:t>” compliant.</w:t>
+        <w:t xml:space="preserve"> attributes fetched from Waterinfo.be to be URI compliant. Names that include spaces or unsupported characters are modified. Also, unit measurements are changed to be UCUM “Unified Code for Units of Measure” compliant.</w:t>
       </w:r>
     </w:p>
     <w:p>
@@ -1510,16 +1527,18 @@
       <w:r>
         <w:t xml:space="preserve"> </w:t>
       </w:r>
+      <w:r>
+        <w:t>Mapping was achieved by using RML Mapper and RML Streamer modules to transform CSV to RDF.</w:t>
+      </w:r>
     </w:p>
     <w:p>
       <w:r>
         <w:rPr>
           <w:noProof/>
         </w:rPr>
-        <w:lastRenderedPageBreak/>
         <w:drawing>
-          <wp:inline distT="0" distB="0" distL="0" distR="0" wp14:anchorId="488082D9" wp14:editId="7A42B5BF">
-            <wp:extent cx="5731510" cy="6162675"/>
+          <wp:inline distT="0" distB="0" distL="0" distR="0" wp14:anchorId="488082D9" wp14:editId="4966D2DE">
+            <wp:extent cx="5631180" cy="4943249"/>
             <wp:effectExtent l="0" t="0" r="0" b="0"/>
             <wp:docPr id="375064168" name="Picture 1" descr="A black screen with white text&#10;&#10;AI-generated content may be incorrect."/>
             <wp:cNvGraphicFramePr>
@@ -1535,7 +1554,7 @@
                     </pic:cNvPicPr>
                   </pic:nvPicPr>
                   <pic:blipFill>
-                    <a:blip r:embed="rId14" cstate="print">
+                    <a:blip r:embed="rId15" cstate="print">
                       <a:extLst>
                         <a:ext uri="{28A0092B-C50C-407E-A947-70E740481C1C}">
                           <a14:useLocalDpi xmlns:a14="http://schemas.microsoft.com/office/drawing/2010/main" val="0"/>
@@ -1550,7 +1569,7 @@
                   <pic:spPr bwMode="auto">
                     <a:xfrm>
                       <a:off x="0" y="0"/>
-                      <a:ext cx="5731510" cy="6162675"/>
+                      <a:ext cx="5642687" cy="4953350"/>
                     </a:xfrm>
                     <a:prstGeom prst="rect">
                       <a:avLst/>
@@ -1568,11 +1587,6 @@
       </w:r>
     </w:p>
     <w:p>
-      <w:r>
-        <w:t>Mapping was achieved by using RML Mapper and RML Streamer modules to transform CSV to RDF.</w:t>
-      </w:r>
-    </w:p>
-    <w:p>
       <w:pPr>
         <w:pStyle w:val="Heading2"/>
         <w:rPr>
@@ -1583,6 +1597,7 @@
         <w:rPr>
           <w:lang w:val="en-US"/>
         </w:rPr>
+        <w:lastRenderedPageBreak/>
         <w:t>Data post-processing</w:t>
       </w:r>
     </w:p>
@@ -1596,7 +1611,6 @@
         <w:rPr>
           <w:noProof/>
         </w:rPr>
-        <w:lastRenderedPageBreak/>
         <w:drawing>
           <wp:inline distT="0" distB="0" distL="0" distR="0" wp14:anchorId="316F3F7A" wp14:editId="6594AC6E">
             <wp:extent cx="2186940" cy="3208020"/>
@@ -1615,7 +1629,7 @@
                     </pic:cNvPicPr>
                   </pic:nvPicPr>
                   <pic:blipFill>
-                    <a:blip r:embed="rId15" cstate="print">
+                    <a:blip r:embed="rId16" cstate="print">
                       <a:extLst>
                         <a:ext uri="{28A0092B-C50C-407E-A947-70E740481C1C}">
                           <a14:useLocalDpi xmlns:a14="http://schemas.microsoft.com/office/drawing/2010/main" val="0"/>
@@ -1680,7 +1694,7 @@
       <w:r>
         <w:t xml:space="preserve"> data. The module has been published separately and can be found on: </w:t>
       </w:r>
-      <w:hyperlink r:id="rId16" w:history="1">
+      <w:hyperlink r:id="rId17" w:history="1">
         <w:r>
           <w:rPr>
             <w:rStyle w:val="Hyperlink"/>
@@ -1780,6 +1794,7 @@
         <w:rPr>
           <w:noProof/>
         </w:rPr>
+        <w:lastRenderedPageBreak/>
         <w:drawing>
           <wp:inline distT="0" distB="0" distL="0" distR="0" wp14:anchorId="5EEA6E50" wp14:editId="3B6E9C30">
             <wp:extent cx="3939122" cy="1965960"/>
@@ -1796,7 +1811,7 @@
                     <pic:cNvPicPr/>
                   </pic:nvPicPr>
                   <pic:blipFill>
-                    <a:blip r:embed="rId17"/>
+                    <a:blip r:embed="rId18"/>
                     <a:stretch>
                       <a:fillRect/>
                     </a:stretch>
@@ -1833,7 +1848,6 @@
         <w:rPr>
           <w:noProof/>
         </w:rPr>
-        <w:lastRenderedPageBreak/>
         <w:drawing>
           <wp:inline distT="0" distB="0" distL="0" distR="0" wp14:anchorId="20FCA193" wp14:editId="1A2BB2E0">
             <wp:extent cx="4411980" cy="1751399"/>
@@ -1850,7 +1864,7 @@
                     <pic:cNvPicPr/>
                   </pic:nvPicPr>
                   <pic:blipFill>
-                    <a:blip r:embed="rId18"/>
+                    <a:blip r:embed="rId19"/>
                     <a:stretch>
                       <a:fillRect/>
                     </a:stretch>
@@ -3909,6 +3923,7 @@
   <w:style w:type="character" w:default="1" w:styleId="DefaultParagraphFont">
     <w:name w:val="Default Paragraph Font"/>
     <w:uiPriority w:val="1"/>
+    <w:semiHidden/>
     <w:unhideWhenUsed/>
   </w:style>
   <w:style w:type="table" w:default="1" w:styleId="TableNormal">
